--- a/patent-drafts/漂浮方舟_无需实验即可撰写的专利方案.docx
+++ b/patent-drafts/漂浮方舟_无需实验即可撰写的专利方案.docx
@@ -54,33 +54,38 @@
           <w:b w:val="0"/>
           <w:color w:val="555555"/>
         </w:rPr>
-        <w:t>。</w:t>
-      </w:r>
-    </w:p>
-    <w:p>
-      <w:pPr>
-        <w:jc w:val="left"/>
-      </w:pPr>
-      <w:r>
-        <w:rPr>
-          <w:rFonts w:ascii="微软雅黑" w:hAnsi="微软雅黑" w:eastAsia="微软雅黑"/>
-          <w:b w:val="0"/>
-        </w:rPr>
-        <w:t>你要的是：</w:t>
+        <w:t xml:space="preserve">。 </w:t>
       </w:r>
       <w:r>
         <w:rPr>
           <w:rFonts w:ascii="微软雅黑" w:hAnsi="微软雅黑" w:eastAsia="微软雅黑"/>
           <w:b/>
+          <w:color w:val="555555"/>
         </w:rPr>
-        <w:t>今天就能动笔、不必先测、不必先做样机实验</w:t>
+        <w:t>2026-09-06 改判：</w:t>
       </w:r>
       <w:r>
         <w:rPr>
           <w:rFonts w:ascii="微软雅黑" w:hAnsi="微软雅黑" w:eastAsia="微软雅黑"/>
           <w:b w:val="0"/>
+          <w:color w:val="555555"/>
         </w:rPr>
-        <w:t>的撰写菜单。下面不是「库里所有绿灯」，而是按这条尺子筛过的。件数不多，请你勾选后我们按勾选的件填交底书、再交给代理师。</w:t>
+        <w:t xml:space="preserve"> 按现机确认，原「空舱三态」件不能递。现行第一件改为占用态余光 + 通气孔。纪要见 </w:t>
+      </w:r>
+      <w:r>
+        <w:rPr>
+          <w:rFonts w:ascii="微软雅黑" w:hAnsi="微软雅黑" w:eastAsia="微软雅黑"/>
+          <w:color w:val="555555"/>
+        </w:rPr>
+        <w:t>patent-drafts/工程师确认-空舱现状与改判.md</w:t>
+      </w:r>
+      <w:r>
+        <w:rPr>
+          <w:rFonts w:ascii="微软雅黑" w:hAnsi="微软雅黑" w:eastAsia="微软雅黑"/>
+          <w:b w:val="0"/>
+          <w:color w:val="555555"/>
+        </w:rPr>
+        <w:t>。</w:t>
       </w:r>
     </w:p>
     <w:p/>
@@ -93,7 +98,7 @@
           <w:rFonts w:ascii="微软雅黑" w:hAnsi="微软雅黑" w:eastAsia="微软雅黑"/>
           <w:b w:val="0"/>
         </w:rPr>
-        <w:t>一句话结论</w:t>
+        <w:t>一句话结论（改判后）</w:t>
       </w:r>
     </w:p>
     <w:p>
@@ -105,28 +110,40 @@
           <w:rFonts w:ascii="微软雅黑" w:hAnsi="微软雅黑" w:eastAsia="微软雅黑"/>
           <w:b/>
         </w:rPr>
-        <w:t>先写 1 件，最多再加 1 件。</w:t>
+        <w:t>现在只写 1 件：</w:t>
       </w:r>
       <w:r>
         <w:rPr>
           <w:rFonts w:ascii="微软雅黑" w:hAnsi="微软雅黑" w:eastAsia="微软雅黑"/>
           <w:b w:val="0"/>
         </w:rPr>
-        <w:t xml:space="preserve"> 两件贡献点不同，必须分开申请；若两件都写，</w:t>
+        <w:t xml:space="preserve"> 关着门、留着呼吸通气孔、舱内有紫外灯的漂浮舱，占用期间如何把残余可见光管住。</w:t>
+      </w:r>
+    </w:p>
+    <w:p>
+      <w:pPr>
+        <w:jc w:val="left"/>
+      </w:pPr>
+      <w:r>
+        <w:rPr>
+          <w:rFonts w:ascii="微软雅黑" w:hAnsi="微软雅黑" w:eastAsia="微软雅黑"/>
+          <w:b w:val="0"/>
+        </w:rPr>
+        <w:t xml:space="preserve">原菜单里的「空舱三态消杀」按现状 </w:t>
       </w:r>
       <w:r>
         <w:rPr>
           <w:rFonts w:ascii="微软雅黑" w:hAnsi="微软雅黑" w:eastAsia="微软雅黑"/>
           <w:b/>
         </w:rPr>
-        <w:t>同一天递</w:t>
+        <w:t>不要写</w:t>
       </w:r>
       <w:r>
         <w:rPr>
           <w:rFonts w:ascii="微软雅黑" w:hAnsi="微软雅黑" w:eastAsia="微软雅黑"/>
           <w:b w:val="0"/>
         </w:rPr>
-        <w:t>，避免自家先申请挡住后一件。</w:t>
+        <w:t>。不是题目不好，是现机对不上。</w:t>
       </w:r>
     </w:p>
     <w:tbl>
@@ -136,15 +153,14 @@
         <w:tblLook w:firstColumn="1" w:firstRow="1" w:lastColumn="0" w:lastRow="0" w:noHBand="0" w:noVBand="1" w:val="04A0"/>
       </w:tblPr>
       <w:tblGrid>
-        <w:gridCol w:w="2160"/>
-        <w:gridCol w:w="2160"/>
-        <w:gridCol w:w="2160"/>
-        <w:gridCol w:w="2160"/>
+        <w:gridCol w:w="2880"/>
+        <w:gridCol w:w="2880"/>
+        <w:gridCol w:w="2880"/>
       </w:tblGrid>
       <w:tr>
         <w:tc>
           <w:tcPr>
-            <w:tcW w:type="dxa" w:w="2160"/>
+            <w:tcW w:type="dxa" w:w="2880"/>
           </w:tcPr>
           <w:p>
             <w:r/>
@@ -153,13 +169,13 @@
                 <w:rFonts w:ascii="微软雅黑" w:hAnsi="微软雅黑" w:eastAsia="微软雅黑"/>
                 <w:b/>
               </w:rPr>
-              <w:t>你的选择</w:t>
+              <w:t>件</w:t>
             </w:r>
           </w:p>
         </w:tc>
         <w:tc>
           <w:tcPr>
-            <w:tcW w:type="dxa" w:w="2160"/>
+            <w:tcW w:type="dxa" w:w="2880"/>
           </w:tcPr>
           <w:p>
             <w:r/>
@@ -168,13 +184,13 @@
                 <w:rFonts w:ascii="微软雅黑" w:hAnsi="微软雅黑" w:eastAsia="微软雅黑"/>
                 <w:b/>
               </w:rPr>
-              <w:t>写什么</w:t>
+              <w:t>状态</w:t>
             </w:r>
           </w:p>
         </w:tc>
         <w:tc>
           <w:tcPr>
-            <w:tcW w:type="dxa" w:w="2160"/>
+            <w:tcW w:type="dxa" w:w="2880"/>
           </w:tcPr>
           <w:p>
             <w:r/>
@@ -183,13 +199,15 @@
                 <w:rFonts w:ascii="微软雅黑" w:hAnsi="微软雅黑" w:eastAsia="微软雅黑"/>
                 <w:b/>
               </w:rPr>
-              <w:t>要不要实验</w:t>
+              <w:t>原因</w:t>
             </w:r>
           </w:p>
         </w:tc>
+      </w:tr>
+      <w:tr>
         <w:tc>
           <w:tcPr>
-            <w:tcW w:type="dxa" w:w="2160"/>
+            <w:tcW w:type="dxa" w:w="2880"/>
           </w:tcPr>
           <w:p>
             <w:r/>
@@ -198,15 +216,13 @@
                 <w:rFonts w:ascii="微软雅黑" w:hAnsi="微软雅黑" w:eastAsia="微软雅黑"/>
                 <w:b/>
               </w:rPr>
-              <w:t>建议</w:t>
+              <w:t>现行第一件 · 原件2</w:t>
             </w:r>
           </w:p>
         </w:tc>
-      </w:tr>
-      <w:tr>
         <w:tc>
           <w:tcPr>
-            <w:tcW w:type="dxa" w:w="2160"/>
+            <w:tcW w:type="dxa" w:w="2880"/>
           </w:tcPr>
           <w:p>
             <w:r/>
@@ -215,13 +231,13 @@
                 <w:rFonts w:ascii="微软雅黑" w:hAnsi="微软雅黑" w:eastAsia="微软雅黑"/>
                 <w:b/>
               </w:rPr>
-              <w:t>首选 · 件1</w:t>
+              <w:t>写</w:t>
             </w:r>
           </w:p>
         </w:tc>
         <w:tc>
           <w:tcPr>
-            <w:tcW w:type="dxa" w:w="2160"/>
+            <w:tcW w:type="dxa" w:w="2880"/>
           </w:tcPr>
           <w:p>
             <w:r/>
@@ -230,13 +246,15 @@
                 <w:rFonts w:ascii="微软雅黑" w:hAnsi="微软雅黑" w:eastAsia="微软雅黑"/>
                 <w:b w:val="0"/>
               </w:rPr>
-              <w:t>空舱三态消杀装置（占用 / 空舱气相处理 / 回填，三态互斥）</w:t>
+              <w:t>关门、通气孔、舱内紫外灯，都是现机上的事实；时变上限引用公开暗适应曲线，不必做实验</w:t>
             </w:r>
           </w:p>
         </w:tc>
+      </w:tr>
+      <w:tr>
         <w:tc>
           <w:tcPr>
-            <w:tcW w:type="dxa" w:w="2160"/>
+            <w:tcW w:type="dxa" w:w="2880"/>
           </w:tcPr>
           <w:p>
             <w:r/>
@@ -245,13 +263,13 @@
                 <w:rFonts w:ascii="微软雅黑" w:hAnsi="微软雅黑" w:eastAsia="微软雅黑"/>
                 <w:b w:val="0"/>
               </w:rPr>
-              <w:t>否。靠能拍照的结构 + 硬件联锁 + 「预定阈值」</w:t>
+              <w:t>原件1 空舱三态</w:t>
             </w:r>
           </w:p>
         </w:tc>
         <w:tc>
           <w:tcPr>
-            <w:tcW w:type="dxa" w:w="2160"/>
+            <w:tcW w:type="dxa" w:w="2880"/>
           </w:tcPr>
           <w:p>
             <w:r/>
@@ -260,37 +278,13 @@
                 <w:rFonts w:ascii="微软雅黑" w:hAnsi="微软雅黑" w:eastAsia="微软雅黑"/>
                 <w:b/>
               </w:rPr>
-              <w:t>现在就写。</w:t>
-            </w:r>
-            <w:r>
-              <w:rPr>
-                <w:rFonts w:ascii="微软雅黑" w:hAnsi="微软雅黑" w:eastAsia="微软雅黑"/>
-                <w:b w:val="0"/>
-              </w:rPr>
-              <w:t xml:space="preserve"> 适合发明 + 实用新型同日</w:t>
-            </w:r>
-          </w:p>
-        </w:tc>
-      </w:tr>
-      <w:tr>
-        <w:tc>
-          <w:tcPr>
-            <w:tcW w:type="dxa" w:w="2160"/>
-          </w:tcPr>
-          <w:p>
-            <w:r/>
-            <w:r>
-              <w:rPr>
-                <w:rFonts w:ascii="微软雅黑" w:hAnsi="微软雅黑" w:eastAsia="微软雅黑"/>
-                <w:b/>
-              </w:rPr>
-              <w:t>可选 · 件2</w:t>
+              <w:t>按现状不递</w:t>
             </w:r>
           </w:p>
         </w:tc>
         <w:tc>
           <w:tcPr>
-            <w:tcW w:type="dxa" w:w="2160"/>
+            <w:tcW w:type="dxa" w:w="2880"/>
           </w:tcPr>
           <w:p>
             <w:r/>
@@ -299,13 +293,15 @@
                 <w:rFonts w:ascii="微软雅黑" w:hAnsi="微软雅黑" w:eastAsia="微软雅黑"/>
                 <w:b w:val="0"/>
               </w:rPr>
-              <w:t>时变余光限制装置（残余亮度上限随暗适应时间往下走）</w:t>
+              <w:t>有通气孔≠封闭气腔；臭氧接到液体；无光催化涂层；冲水不结盐；无臭氧探头</w:t>
             </w:r>
           </w:p>
         </w:tc>
+      </w:tr>
+      <w:tr>
         <w:tc>
           <w:tcPr>
-            <w:tcW w:type="dxa" w:w="2160"/>
+            <w:tcW w:type="dxa" w:w="2880"/>
           </w:tcPr>
           <w:p>
             <w:r/>
@@ -314,13 +310,13 @@
                 <w:rFonts w:ascii="微软雅黑" w:hAnsi="微软雅黑" w:eastAsia="微软雅黑"/>
                 <w:b w:val="0"/>
               </w:rPr>
-              <w:t>否。阈值形状引用公开的暗适应曲线，不测人体、不测本底三态表</w:t>
+              <w:t>原件3 液面热流</w:t>
             </w:r>
           </w:p>
         </w:tc>
         <w:tc>
           <w:tcPr>
-            <w:tcW w:type="dxa" w:w="2160"/>
+            <w:tcW w:type="dxa" w:w="2880"/>
           </w:tcPr>
           <w:p>
             <w:r/>
@@ -329,30 +325,13 @@
                 <w:rFonts w:ascii="微软雅黑" w:hAnsi="微软雅黑" w:eastAsia="微软雅黑"/>
                 <w:b w:val="0"/>
               </w:rPr>
-              <w:t>想多一件再写</w:t>
-            </w:r>
-          </w:p>
-        </w:tc>
-      </w:tr>
-      <w:tr>
-        <w:tc>
-          <w:tcPr>
-            <w:tcW w:type="dxa" w:w="2160"/>
-          </w:tcPr>
-          <w:p>
-            <w:r/>
-            <w:r>
-              <w:rPr>
-                <w:rFonts w:ascii="微软雅黑" w:hAnsi="微软雅黑" w:eastAsia="微软雅黑"/>
-                <w:b/>
-              </w:rPr>
-              <w:t>备选 · 件3</w:t>
+              <w:t>仍备选</w:t>
             </w:r>
           </w:p>
         </w:tc>
         <w:tc>
           <w:tcPr>
-            <w:tcW w:type="dxa" w:w="2160"/>
+            <w:tcW w:type="dxa" w:w="2880"/>
           </w:tcPr>
           <w:p>
             <w:r/>
@@ -361,13 +340,37 @@
                 <w:rFonts w:ascii="微软雅黑" w:hAnsi="微软雅黑" w:eastAsia="微软雅黑"/>
                 <w:b w:val="0"/>
               </w:rPr>
-              <w:t>液面热流归零（湿度按盐液水活度算，不是气温=水温）</w:t>
+              <w:t>未确认气腔有独立温湿度控制，先不动</w:t>
+            </w:r>
+          </w:p>
+        </w:tc>
+      </w:tr>
+      <w:tr>
+        <w:tc>
+          <w:tcPr>
+            <w:tcW w:type="dxa" w:w="2880"/>
+          </w:tcPr>
+          <w:p>
+            <w:r/>
+            <w:r>
+              <w:rPr>
+                <w:rFonts w:ascii="微软雅黑" w:hAnsi="微软雅黑" w:eastAsia="微软雅黑"/>
+                <w:color w:val="B03060"/>
+              </w:rPr>
+              <w:t>046</w:t>
+            </w:r>
+            <w:r>
+              <w:rPr>
+                <w:rFonts w:ascii="微软雅黑" w:hAnsi="微软雅黑" w:eastAsia="微软雅黑"/>
+                <w:b w:val="0"/>
+              </w:rPr>
+              <w:t xml:space="preserve"> 本底两张表</w:t>
             </w:r>
           </w:p>
         </w:tc>
         <w:tc>
           <w:tcPr>
-            <w:tcW w:type="dxa" w:w="2160"/>
+            <w:tcW w:type="dxa" w:w="2880"/>
           </w:tcPr>
           <w:p>
             <w:r/>
@@ -376,13 +379,13 @@
                 <w:rFonts w:ascii="微软雅黑" w:hAnsi="微软雅黑" w:eastAsia="微软雅黑"/>
                 <w:b w:val="0"/>
               </w:rPr>
-              <w:t>否。水活度用公开文献。前提：工程师确认气腔真有温湿度控制</w:t>
+              <w:t>不写</w:t>
             </w:r>
           </w:p>
         </w:tc>
         <w:tc>
           <w:tcPr>
-            <w:tcW w:type="dxa" w:w="2160"/>
+            <w:tcW w:type="dxa" w:w="2880"/>
           </w:tcPr>
           <w:p>
             <w:r/>
@@ -391,69 +394,7 @@
                 <w:rFonts w:ascii="微软雅黑" w:hAnsi="微软雅黑" w:eastAsia="微软雅黑"/>
                 <w:b w:val="0"/>
               </w:rPr>
-              <w:t>硬件没有就不要写</w:t>
-            </w:r>
-          </w:p>
-        </w:tc>
-      </w:tr>
-      <w:tr>
-        <w:tc>
-          <w:tcPr>
-            <w:tcW w:type="dxa" w:w="2160"/>
-          </w:tcPr>
-          <w:p>
-            <w:r/>
-            <w:r>
-              <w:rPr>
-                <w:rFonts w:ascii="微软雅黑" w:hAnsi="微软雅黑" w:eastAsia="微软雅黑"/>
-                <w:b w:val="0"/>
-              </w:rPr>
-              <w:t>其余</w:t>
-            </w:r>
-          </w:p>
-        </w:tc>
-        <w:tc>
-          <w:tcPr>
-            <w:tcW w:type="dxa" w:w="2160"/>
-          </w:tcPr>
-          <w:p>
-            <w:r/>
-            <w:r>
-              <w:rPr>
-                <w:rFonts w:ascii="微软雅黑" w:hAnsi="微软雅黑" w:eastAsia="微软雅黑"/>
-                <w:b w:val="0"/>
-              </w:rPr>
-              <w:t>功率由本底反算、对消、声阻抗、心冲击、A4 盐堵、疗效/迷走</w:t>
-            </w:r>
-          </w:p>
-        </w:tc>
-        <w:tc>
-          <w:tcPr>
-            <w:tcW w:type="dxa" w:w="2160"/>
-          </w:tcPr>
-          <w:p>
-            <w:r/>
-            <w:r>
-              <w:rPr>
-                <w:rFonts w:ascii="微软雅黑" w:hAnsi="微软雅黑" w:eastAsia="微软雅黑"/>
-                <w:b/>
-              </w:rPr>
-              <w:t>现在不要写</w:t>
-            </w:r>
-          </w:p>
-        </w:tc>
-        <w:tc>
-          <w:tcPr>
-            <w:tcW w:type="dxa" w:w="2160"/>
-          </w:tcPr>
-          <w:p>
-            <w:r/>
-            <w:r>
-              <w:rPr>
-                <w:rFonts w:ascii="微软雅黑" w:hAnsi="微软雅黑" w:eastAsia="微软雅黑"/>
-                <w:b w:val="0"/>
-              </w:rPr>
-              <w:t>见第五节</w:t>
+              <w:t>那两张表就是实验</w:t>
             </w:r>
           </w:p>
         </w:tc>
@@ -469,66 +410,7 @@
           <w:rFonts w:ascii="微软雅黑" w:hAnsi="微软雅黑" w:eastAsia="微软雅黑"/>
           <w:b w:val="0"/>
         </w:rPr>
-        <w:t xml:space="preserve">交底书模板（把 </w:t>
-      </w:r>
-      <w:r>
-        <w:rPr>
-          <w:rFonts w:ascii="微软雅黑" w:hAnsi="微软雅黑" w:eastAsia="微软雅黑"/>
-          <w:color w:val="B03060"/>
-        </w:rPr>
-        <w:t>【填】</w:t>
-      </w:r>
-      <w:r>
-        <w:rPr>
-          <w:rFonts w:ascii="微软雅黑" w:hAnsi="微软雅黑" w:eastAsia="微软雅黑"/>
-          <w:b w:val="0"/>
-        </w:rPr>
-        <w:t xml:space="preserve"> 换成工程师原话，填不出就留着，</w:t>
-      </w:r>
-      <w:r>
-        <w:rPr>
-          <w:rFonts w:ascii="微软雅黑" w:hAnsi="微软雅黑" w:eastAsia="微软雅黑"/>
-          <w:b/>
-        </w:rPr>
-        <w:t>不要编数字</w:t>
-      </w:r>
-      <w:r>
-        <w:rPr>
-          <w:rFonts w:ascii="微软雅黑" w:hAnsi="微软雅黑" w:eastAsia="微软雅黑"/>
-          <w:b w:val="0"/>
-        </w:rPr>
-        <w:t>）：</w:t>
-      </w:r>
-    </w:p>
-    <w:p>
-      <w:pPr>
-        <w:pStyle w:val="ListBullet"/>
-      </w:pPr>
-      <w:r>
-        <w:rPr>
-          <w:rFonts w:ascii="微软雅黑" w:hAnsi="微软雅黑" w:eastAsia="微软雅黑"/>
-          <w:b w:val="0"/>
-        </w:rPr>
-        <w:t>件1：</w:t>
-      </w:r>
-      <w:r>
-        <w:rPr>
-          <w:rFonts w:ascii="微软雅黑" w:hAnsi="微软雅黑" w:eastAsia="微软雅黑"/>
-          <w:color w:val="B03060"/>
-        </w:rPr>
-        <w:t>patent-drafts/交底书-空舱三态消杀装置.md</w:t>
-      </w:r>
-    </w:p>
-    <w:p>
-      <w:pPr>
-        <w:pStyle w:val="ListBullet"/>
-      </w:pPr>
-      <w:r>
-        <w:rPr>
-          <w:rFonts w:ascii="微软雅黑" w:hAnsi="微软雅黑" w:eastAsia="微软雅黑"/>
-          <w:b w:val="0"/>
-        </w:rPr>
-        <w:t>件2：</w:t>
+        <w:t>交底书：</w:t>
       </w:r>
       <w:r>
         <w:rPr>
@@ -547,55 +429,21 @@
           <w:rFonts w:ascii="微软雅黑" w:hAnsi="微软雅黑" w:eastAsia="微软雅黑"/>
           <w:b w:val="0"/>
         </w:rPr>
-        <w:t>你回复下面任意一句即可开始撰写：</w:t>
+        <w:t xml:space="preserve">回复 </w:t>
       </w:r>
-    </w:p>
-    <w:p>
-      <w:pPr>
-        <w:pStyle w:val="ListBullet"/>
-      </w:pPr>
       <w:r>
         <w:rPr>
           <w:rFonts w:ascii="微软雅黑" w:hAnsi="微软雅黑" w:eastAsia="微软雅黑"/>
           <w:color w:val="B03060"/>
         </w:rPr>
-        <w:t>写件1</w:t>
+        <w:t>继续写件2</w:t>
       </w:r>
-    </w:p>
-    <w:p>
-      <w:pPr>
-        <w:pStyle w:val="ListBullet"/>
-      </w:pPr>
       <w:r>
         <w:rPr>
           <w:rFonts w:ascii="微软雅黑" w:hAnsi="微软雅黑" w:eastAsia="微软雅黑"/>
-          <w:color w:val="B03060"/>
+          <w:b w:val="0"/>
         </w:rPr>
-        <w:t>写件1和件2，同日</w:t>
-      </w:r>
-    </w:p>
-    <w:p>
-      <w:pPr>
-        <w:pStyle w:val="ListBullet"/>
-      </w:pPr>
-      <w:r>
-        <w:rPr>
-          <w:rFonts w:ascii="微软雅黑" w:hAnsi="微软雅黑" w:eastAsia="微软雅黑"/>
-          <w:color w:val="B03060"/>
-        </w:rPr>
-        <w:t>三件都写</w:t>
-      </w:r>
-    </w:p>
-    <w:p>
-      <w:pPr>
-        <w:pStyle w:val="ListBullet"/>
-      </w:pPr>
-      <w:r>
-        <w:rPr>
-          <w:rFonts w:ascii="微软雅黑" w:hAnsi="微软雅黑" w:eastAsia="微软雅黑"/>
-          <w:color w:val="B03060"/>
-        </w:rPr>
-        <w:t>先只写件2</w:t>
+        <w:t xml:space="preserve"> 并补下面第六节那 6 个是非题，就可以把交底书填到能交代理师的程度。</w:t>
       </w:r>
     </w:p>
     <w:p/>
@@ -608,127 +456,149 @@
           <w:rFonts w:ascii="微软雅黑" w:hAnsi="微软雅黑" w:eastAsia="微软雅黑"/>
           <w:b w:val="0"/>
         </w:rPr>
-        <w:t>为什么不是「组二那张两表」先写</w:t>
+        <w:t>现机确认了什么（不要再改口写进说明书）</w:t>
       </w:r>
     </w:p>
     <w:p>
       <w:pPr>
-        <w:jc w:val="left"/>
+        <w:pStyle w:val="ListBullet"/>
       </w:pPr>
       <w:r>
         <w:rPr>
           <w:rFonts w:ascii="微软雅黑" w:hAnsi="微软雅黑" w:eastAsia="微软雅黑"/>
           <w:b w:val="0"/>
         </w:rPr>
-        <w:t>库里原来的排队（</w:t>
+        <w:t xml:space="preserve">人躺进去要呼吸，所以 </w:t>
       </w:r>
       <w:r>
         <w:rPr>
           <w:rFonts w:ascii="微软雅黑" w:hAnsi="微软雅黑" w:eastAsia="微软雅黑"/>
-          <w:color w:val="B03060"/>
+          <w:b/>
         </w:rPr>
-        <w:t>PAT-BATCH-002</w:t>
+        <w:t>有通气孔</w:t>
       </w:r>
       <w:r>
         <w:rPr>
           <w:rFonts w:ascii="微软雅黑" w:hAnsi="微软雅黑" w:eastAsia="微软雅黑"/>
           <w:b w:val="0"/>
         </w:rPr>
-        <w:t>）说：组二最快，因为只要两张表——执行器三态本底、交叉影响矩阵。</w:t>
+        <w:t xml:space="preserve">；同时要 </w:t>
       </w:r>
       <w:r>
         <w:rPr>
           <w:rFonts w:ascii="微软雅黑" w:hAnsi="微软雅黑" w:eastAsia="微软雅黑"/>
           <w:b/>
         </w:rPr>
-        <w:t>那两张表就是实验。</w:t>
+        <w:t>关舱门</w:t>
       </w:r>
       <w:r>
         <w:rPr>
           <w:rFonts w:ascii="微软雅黑" w:hAnsi="微软雅黑" w:eastAsia="微软雅黑"/>
           <w:b w:val="0"/>
         </w:rPr>
-        <w:t xml:space="preserve"> 你现在明确不要实验，所以不能把 </w:t>
+        <w:t>。</w:t>
       </w:r>
+    </w:p>
+    <w:p>
+      <w:pPr>
+        <w:pStyle w:val="ListBullet"/>
+      </w:pPr>
       <w:r>
         <w:rPr>
           <w:rFonts w:ascii="微软雅黑" w:hAnsi="微软雅黑" w:eastAsia="微软雅黑"/>
-          <w:color w:val="B03060"/>
+          <w:b/>
         </w:rPr>
-        <w:t>PAT-IDEA-046</w:t>
+        <w:t>臭氧机出口接到液体</w:t>
       </w:r>
       <w:r>
         <w:rPr>
           <w:rFonts w:ascii="微软雅黑" w:hAnsi="微软雅黑" w:eastAsia="微软雅黑"/>
           <w:b w:val="0"/>
         </w:rPr>
-        <w:t>（功率由本底反算）当作第一件独权。</w:t>
+        <w:t>（不是气腔）。</w:t>
       </w:r>
     </w:p>
     <w:p>
       <w:pPr>
-        <w:jc w:val="left"/>
+        <w:pStyle w:val="ListBullet"/>
+      </w:pPr>
+      <w:r>
+        <w:rPr>
+          <w:rFonts w:ascii="微软雅黑" w:hAnsi="微软雅黑" w:eastAsia="微软雅黑"/>
+          <w:b/>
+        </w:rPr>
+        <w:t>内壁目前没有光催化涂层</w:t>
+      </w:r>
+      <w:r>
+        <w:rPr>
+          <w:rFonts w:ascii="微软雅黑" w:hAnsi="微软雅黑" w:eastAsia="微软雅黑"/>
+          <w:b w:val="0"/>
+        </w:rPr>
+        <w:t>。</w:t>
+      </w:r>
+    </w:p>
+    <w:p>
+      <w:pPr>
+        <w:pStyle w:val="ListBullet"/>
       </w:pPr>
       <w:r>
         <w:rPr>
           <w:rFonts w:ascii="微软雅黑" w:hAnsi="微软雅黑" w:eastAsia="微软雅黑"/>
           <w:b w:val="0"/>
         </w:rPr>
-        <w:t>不测也能写的，是</w:t>
+        <w:t xml:space="preserve">排空后 </w:t>
       </w:r>
       <w:r>
         <w:rPr>
           <w:rFonts w:ascii="微软雅黑" w:hAnsi="微软雅黑" w:eastAsia="微软雅黑"/>
           <w:b/>
         </w:rPr>
-        <w:t>拍照就能指给人看的结构</w:t>
+        <w:t>自来水冲一下就不结盐</w:t>
       </w:r>
       <w:r>
         <w:rPr>
           <w:rFonts w:ascii="微软雅黑" w:hAnsi="微软雅黑" w:eastAsia="微软雅黑"/>
           <w:b w:val="0"/>
         </w:rPr>
-        <w:t>，以及</w:t>
+        <w:t>。</w:t>
       </w:r>
+    </w:p>
+    <w:p>
+      <w:pPr>
+        <w:pStyle w:val="ListBullet"/>
+      </w:pPr>
       <w:r>
         <w:rPr>
           <w:rFonts w:ascii="微软雅黑" w:hAnsi="微软雅黑" w:eastAsia="微软雅黑"/>
           <w:b/>
         </w:rPr>
-        <w:t>预定阈值</w:t>
+        <w:t>舱内配有紫外灯管</w:t>
       </w:r>
       <w:r>
         <w:rPr>
           <w:rFonts w:ascii="微软雅黑" w:hAnsi="微软雅黑" w:eastAsia="微软雅黑"/>
           <w:b w:val="0"/>
         </w:rPr>
-        <w:t>（传感器厂家说明书上的合格限，或公开文献曲线），不是「我们测出来更好」。</w:t>
+        <w:t>。</w:t>
       </w:r>
     </w:p>
     <w:p>
       <w:pPr>
-        <w:jc w:val="left"/>
+        <w:pStyle w:val="ListBullet"/>
       </w:pPr>
-      <w:r>
-        <w:rPr>
-          <w:rFonts w:ascii="微软雅黑" w:hAnsi="微软雅黑" w:eastAsia="微软雅黑"/>
-          <w:b w:val="0"/>
-        </w:rPr>
-        <w:t>公开充分（专利法 26.3）在这里怎么过：说明书把开关、管路、互锁、判据写清楚，本领域技术人员能按图做出这台机器。</w:t>
-      </w:r>
       <w:r>
         <w:rPr>
           <w:rFonts w:ascii="微软雅黑" w:hAnsi="微软雅黑" w:eastAsia="微软雅黑"/>
           <w:b/>
         </w:rPr>
-        <w:t>不要写「杀菌率更高」「生物膜少多少」</w:t>
+        <w:t>回填前没有臭氧探头</w:t>
       </w:r>
       <w:r>
         <w:rPr>
           <w:rFonts w:ascii="微软雅黑" w:hAnsi="微软雅黑" w:eastAsia="微软雅黑"/>
           <w:b w:val="0"/>
         </w:rPr>
-        <w:t>——那种句子没有对照实验会站不住。件1主张的是「怎么切状态、臭氧接到哪、什么条件才许开灯/回填」，不是消杀效果竞赛。</w:t>
+        <w:t>。</w:t>
       </w:r>
     </w:p>
     <w:p/>
@@ -741,7 +611,122 @@
           <w:rFonts w:ascii="微软雅黑" w:hAnsi="微软雅黑" w:eastAsia="微软雅黑"/>
           <w:b w:val="0"/>
         </w:rPr>
-        <w:t>件1（首选）：空舱三态消杀装置</w:t>
+        <w:t>为什么原件1不能硬写</w:t>
+      </w:r>
+    </w:p>
+    <w:p>
+      <w:pPr>
+        <w:jc w:val="left"/>
+      </w:pPr>
+      <w:r>
+        <w:rPr>
+          <w:rFonts w:ascii="微软雅黑" w:hAnsi="微软雅黑" w:eastAsia="微软雅黑"/>
+          <w:b w:val="0"/>
+        </w:rPr>
+        <w:t>原件1独权要四样现机没有的东西：封闭气腔、壁面光催化、臭氧只进气腔、回填前臭氧探头。再加盐霜放行——你们冲水后不结盐，这条失效模式在这台机器上不存在。</w:t>
+      </w:r>
+    </w:p>
+    <w:p>
+      <w:pPr>
+        <w:jc w:val="left"/>
+      </w:pPr>
+      <w:r>
+        <w:rPr>
+          <w:rFonts w:ascii="微软雅黑" w:hAnsi="微软雅黑" w:eastAsia="微软雅黑"/>
+          <w:b w:val="0"/>
+        </w:rPr>
+        <w:t>臭氧接液体，是漂浮舱公开在售的做法（</w:t>
+      </w:r>
+      <w:r>
+        <w:rPr>
+          <w:rFonts w:ascii="微软雅黑" w:hAnsi="微软雅黑" w:eastAsia="微软雅黑"/>
+          <w:color w:val="B03060"/>
+        </w:rPr>
+        <w:t>PAT-PRI-065</w:t>
+      </w:r>
+      <w:r>
+        <w:rPr>
+          <w:rFonts w:ascii="微软雅黑" w:hAnsi="微软雅黑" w:eastAsia="微软雅黑"/>
+          <w:b w:val="0"/>
+        </w:rPr>
+        <w:t>，US9956374 还写了溶解臭氧监测）。不能把「接到液体」写成发明，也不能把「改接到气体」写成现机实施例。</w:t>
+      </w:r>
+    </w:p>
+    <w:p>
+      <w:pPr>
+        <w:jc w:val="left"/>
+      </w:pPr>
+      <w:r>
+        <w:rPr>
+          <w:rFonts w:ascii="微软雅黑" w:hAnsi="微软雅黑" w:eastAsia="微软雅黑"/>
+          <w:b w:val="0"/>
+        </w:rPr>
+        <w:t>有通气孔还往空舱打臭氧，气体会漏到舱外，说明书里写「封闭气腔气相臭氧」既不真实也不安全。</w:t>
+      </w:r>
+    </w:p>
+    <w:p>
+      <w:pPr>
+        <w:jc w:val="left"/>
+      </w:pPr>
+      <w:r>
+        <w:rPr>
+          <w:rFonts w:ascii="微软雅黑" w:hAnsi="微软雅黑" w:eastAsia="微软雅黑"/>
+          <w:b w:val="0"/>
+        </w:rPr>
+        <w:t>没有涂层，空舱开紫外灯就是「一种带紫外灯的舱」，</w:t>
+      </w:r>
+      <w:r>
+        <w:rPr>
+          <w:rFonts w:ascii="微软雅黑" w:hAnsi="微软雅黑" w:eastAsia="微软雅黑"/>
+          <w:color w:val="B03060"/>
+        </w:rPr>
+        <w:t>028</w:t>
+      </w:r>
+      <w:r>
+        <w:rPr>
+          <w:rFonts w:ascii="微软雅黑" w:hAnsi="微软雅黑" w:eastAsia="微软雅黑"/>
+          <w:b w:val="0"/>
+        </w:rPr>
+        <w:t xml:space="preserve"> 自己写了不要这么写。</w:t>
+      </w:r>
+    </w:p>
+    <w:p>
+      <w:pPr>
+        <w:jc w:val="left"/>
+      </w:pPr>
+      <w:r>
+        <w:rPr>
+          <w:rFonts w:ascii="微软雅黑" w:hAnsi="微软雅黑" w:eastAsia="微软雅黑"/>
+          <w:b w:val="0"/>
+        </w:rPr>
+        <w:t>原件1交底书留作否决留痕：</w:t>
+      </w:r>
+      <w:r>
+        <w:rPr>
+          <w:rFonts w:ascii="微软雅黑" w:hAnsi="微软雅黑" w:eastAsia="微软雅黑"/>
+          <w:color w:val="B03060"/>
+        </w:rPr>
+        <w:t>patent-drafts/交底书-空舱三态消杀装置.md</w:t>
+      </w:r>
+      <w:r>
+        <w:rPr>
+          <w:rFonts w:ascii="微软雅黑" w:hAnsi="微软雅黑" w:eastAsia="微软雅黑"/>
+          <w:b w:val="0"/>
+        </w:rPr>
+        <w:t>，封面已标明按现状不递。</w:t>
+      </w:r>
+    </w:p>
+    <w:p/>
+    <w:p>
+      <w:pPr>
+        <w:pStyle w:val="Heading2"/>
+      </w:pPr>
+      <w:r>
+        <w:rPr>
+          <w:rFonts w:ascii="微软雅黑" w:hAnsi="微软雅黑" w:eastAsia="微软雅黑"/>
+          <w:b w:val="0"/>
+        </w:rPr>
+        <w:t>现行第一件：占用态余光 + 通气孔</w:t>
       </w:r>
     </w:p>
     <w:p>
@@ -760,7 +745,7 @@
           <w:rFonts w:ascii="微软雅黑" w:hAnsi="微软雅黑" w:eastAsia="微软雅黑"/>
           <w:b w:val="0"/>
         </w:rPr>
-        <w:t xml:space="preserve"> 一种排空式高盐漂浮舱的空舱气相处理装置及控制方法</w:t>
+        <w:t xml:space="preserve"> 一种带呼吸通气孔的漂浮舱占用态残余光限制装置及控制方法</w:t>
       </w:r>
     </w:p>
     <w:p>
@@ -779,35 +764,7 @@
           <w:rFonts w:ascii="微软雅黑" w:hAnsi="微软雅黑" w:eastAsia="微软雅黑"/>
           <w:b w:val="0"/>
         </w:rPr>
-        <w:t xml:space="preserve"> 人在舱里时绝不做气相氧化；液体抽到储液罐、舱内变空舱之后，才对</w:t>
-      </w:r>
-      <w:r>
-        <w:rPr>
-          <w:rFonts w:ascii="微软雅黑" w:hAnsi="微软雅黑" w:eastAsia="微软雅黑"/>
-          <w:b/>
-        </w:rPr>
-        <w:t>壁面</w:t>
-      </w:r>
-      <w:r>
-        <w:rPr>
-          <w:rFonts w:ascii="微软雅黑" w:hAnsi="微软雅黑" w:eastAsia="微软雅黑"/>
-          <w:b w:val="0"/>
-        </w:rPr>
-        <w:t>做光催化激发，并把臭氧只打进</w:t>
-      </w:r>
-      <w:r>
-        <w:rPr>
-          <w:rFonts w:ascii="微软雅黑" w:hAnsi="微软雅黑" w:eastAsia="微软雅黑"/>
-          <w:b/>
-        </w:rPr>
-        <w:t>气腔</w:t>
-      </w:r>
-      <w:r>
-        <w:rPr>
-          <w:rFonts w:ascii="微软雅黑" w:hAnsi="微软雅黑" w:eastAsia="微软雅黑"/>
-          <w:b w:val="0"/>
-        </w:rPr>
-        <w:t>；残余臭氧降到预定限以下才许回填。占用、空舱处理、回填三个状态任何时刻只准一个为真。</w:t>
+        <w:t xml:space="preserve"> 占用时舱门关闭、通气孔保持气道畅通；舱内紫外灯管在占用信号为真时硬件断电；眼位方向残余可见光的允许上限随占用时间按公开暗适应曲线往下走。通气孔做成挡光气道（风过、直视光不过）是优选结构，待你们确认做不做。</w:t>
       </w:r>
     </w:p>
     <w:p>
@@ -819,125 +776,7 @@
           <w:rFonts w:ascii="微软雅黑" w:hAnsi="微软雅黑" w:eastAsia="微软雅黑"/>
           <w:b/>
         </w:rPr>
-        <w:t>为什么现在能写、不必做实验：</w:t>
-      </w:r>
-    </w:p>
-    <w:p>
-      <w:pPr>
-        <w:pStyle w:val="ListNumber"/>
-      </w:pPr>
-      <w:r>
-        <w:rPr>
-          <w:rFonts w:ascii="微软雅黑" w:hAnsi="微软雅黑" w:eastAsia="微软雅黑"/>
-          <w:b w:val="0"/>
-        </w:rPr>
-        <w:t>排空到储液罐这件事本身已经是现有技术（</w:t>
-      </w:r>
-      <w:r>
-        <w:rPr>
-          <w:rFonts w:ascii="微软雅黑" w:hAnsi="微软雅黑" w:eastAsia="微软雅黑"/>
-          <w:color w:val="B03060"/>
-        </w:rPr>
-        <w:t>PAT-PRI-069</w:t>
-      </w:r>
-      <w:r>
-        <w:rPr>
-          <w:rFonts w:ascii="微软雅黑" w:hAnsi="微软雅黑" w:eastAsia="微软雅黑"/>
-          <w:b w:val="0"/>
-        </w:rPr>
-        <w:t xml:space="preserve"> / US6623632），</w:t>
-      </w:r>
-      <w:r>
-        <w:rPr>
-          <w:rFonts w:ascii="微软雅黑" w:hAnsi="微软雅黑" w:eastAsia="微软雅黑"/>
-          <w:b/>
-        </w:rPr>
-        <w:t>不能当发明点</w:t>
-      </w:r>
-      <w:r>
-        <w:rPr>
-          <w:rFonts w:ascii="微软雅黑" w:hAnsi="微软雅黑" w:eastAsia="微软雅黑"/>
-          <w:b w:val="0"/>
-        </w:rPr>
-        <w:t>。我们用的是这个已知窗口上的</w:t>
-      </w:r>
-      <w:r>
-        <w:rPr>
-          <w:rFonts w:ascii="微软雅黑" w:hAnsi="微软雅黑" w:eastAsia="微软雅黑"/>
-          <w:b/>
-        </w:rPr>
-        <w:t>三态互斥联锁</w:t>
-      </w:r>
-      <w:r>
-        <w:rPr>
-          <w:rFonts w:ascii="微软雅黑" w:hAnsi="微软雅黑" w:eastAsia="微软雅黑"/>
-          <w:b w:val="0"/>
-        </w:rPr>
-        <w:t>。</w:t>
-      </w:r>
-    </w:p>
-    <w:p>
-      <w:pPr>
-        <w:pStyle w:val="ListNumber"/>
-      </w:pPr>
-      <w:r>
-        <w:rPr>
-          <w:rFonts w:ascii="微软雅黑" w:hAnsi="微软雅黑" w:eastAsia="微软雅黑"/>
-          <w:b w:val="0"/>
-        </w:rPr>
-        <w:t>「漂浮舱用 AOP / 用光触媒」本身报不了（</w:t>
-      </w:r>
-      <w:r>
-        <w:rPr>
-          <w:rFonts w:ascii="微软雅黑" w:hAnsi="微软雅黑" w:eastAsia="微软雅黑"/>
-          <w:color w:val="B03060"/>
-        </w:rPr>
-        <w:t>PAT-IDEA-040</w:t>
-      </w:r>
-      <w:r>
-        <w:rPr>
-          <w:rFonts w:ascii="微软雅黑" w:hAnsi="微软雅黑" w:eastAsia="微软雅黑"/>
-          <w:b w:val="0"/>
-        </w:rPr>
-        <w:t>，行业在售 + 泳池光催化专利）。独权必须落在</w:t>
-      </w:r>
-      <w:r>
-        <w:rPr>
-          <w:rFonts w:ascii="微软雅黑" w:hAnsi="微软雅黑" w:eastAsia="微软雅黑"/>
-          <w:b/>
-        </w:rPr>
-        <w:t>时序和流路</w:t>
-      </w:r>
-      <w:r>
-        <w:rPr>
-          <w:rFonts w:ascii="微软雅黑" w:hAnsi="微软雅黑" w:eastAsia="微软雅黑"/>
-          <w:b w:val="0"/>
-        </w:rPr>
-        <w:t>，不要落在「我们用了光触媒」。</w:t>
-      </w:r>
-    </w:p>
-    <w:p>
-      <w:pPr>
-        <w:pStyle w:val="ListNumber"/>
-      </w:pPr>
-      <w:r>
-        <w:rPr>
-          <w:rFonts w:ascii="微软雅黑" w:hAnsi="微软雅黑" w:eastAsia="微软雅黑"/>
-          <w:b w:val="0"/>
-        </w:rPr>
-        <w:t>盐霜盖住催化面、激发灯误照到人、臭氧进液体——这些是能指着机器说的失效，不必先做杀灭对照。</w:t>
-      </w:r>
-    </w:p>
-    <w:p>
-      <w:pPr>
-        <w:jc w:val="left"/>
-      </w:pPr>
-      <w:r>
-        <w:rPr>
-          <w:rFonts w:ascii="微软雅黑" w:hAnsi="微软雅黑" w:eastAsia="微软雅黑"/>
-          <w:b/>
-        </w:rPr>
-        <w:t>独权轮廓（给代理师，你不要自己写成权利要求）：</w:t>
+        <w:t>主张什么：</w:t>
       </w:r>
     </w:p>
     <w:p>
@@ -949,7 +788,7 @@
           <w:rFonts w:ascii="微软雅黑" w:hAnsi="微软雅黑" w:eastAsia="微软雅黑"/>
           <w:b w:val="0"/>
         </w:rPr>
-        <w:t>舱体 + 储液罐 + 排空/回填通路（已知前提，写进前序）</w:t>
+        <w:t>占用 / 空舱两种状态下，紫外灯供电与占用信号硬件互锁（人在时紫外不能通电）</w:t>
       </w:r>
     </w:p>
     <w:p>
@@ -961,7 +800,7 @@
           <w:rFonts w:ascii="微软雅黑" w:hAnsi="微软雅黑" w:eastAsia="微软雅黑"/>
           <w:b w:val="0"/>
         </w:rPr>
-        <w:t>占用检测信号</w:t>
+        <w:t>通气孔在占用态保持开放（呼吸），同时尽量切断从孔看出去的直线可见光路径</w:t>
       </w:r>
     </w:p>
     <w:p>
@@ -973,658 +812,7 @@
           <w:rFonts w:ascii="微软雅黑" w:hAnsi="微软雅黑" w:eastAsia="微软雅黑"/>
           <w:b w:val="0"/>
         </w:rPr>
-        <w:t>舱内表面光催化涂层 + 激发源</w:t>
-      </w:r>
-    </w:p>
-    <w:p>
-      <w:pPr>
-        <w:pStyle w:val="ListBullet"/>
-      </w:pPr>
-      <w:r>
-        <w:rPr>
-          <w:rFonts w:ascii="微软雅黑" w:hAnsi="微软雅黑" w:eastAsia="微软雅黑"/>
-          <w:b w:val="0"/>
-        </w:rPr>
-        <w:t>臭氧发生器的</w:t>
-      </w:r>
-      <w:r>
-        <w:rPr>
-          <w:rFonts w:ascii="微软雅黑" w:hAnsi="微软雅黑" w:eastAsia="微软雅黑"/>
-          <w:b/>
-        </w:rPr>
-        <w:t>唯一出口通向空舱气腔</w:t>
-      </w:r>
-      <w:r>
-        <w:rPr>
-          <w:rFonts w:ascii="微软雅黑" w:hAnsi="微软雅黑" w:eastAsia="微软雅黑"/>
-          <w:b w:val="0"/>
-        </w:rPr>
-        <w:t>，与液路之间有不可旁通的隔断</w:t>
-      </w:r>
-    </w:p>
-    <w:p>
-      <w:pPr>
-        <w:pStyle w:val="ListBullet"/>
-      </w:pPr>
-      <w:r>
-        <w:rPr>
-          <w:rFonts w:ascii="微软雅黑" w:hAnsi="微软雅黑" w:eastAsia="微软雅黑"/>
-          <w:b w:val="0"/>
-        </w:rPr>
-        <w:t>控制器使三种状态互斥：占用 / 空舱气相处理 / 回填</w:t>
-      </w:r>
-    </w:p>
-    <w:p>
-      <w:pPr>
-        <w:pStyle w:val="ListBullet"/>
-      </w:pPr>
-      <w:r>
-        <w:rPr>
-          <w:rFonts w:ascii="微软雅黑" w:hAnsi="微软雅黑" w:eastAsia="微软雅黑"/>
-          <w:b w:val="0"/>
-        </w:rPr>
-        <w:t>占用信号为真时，激发源在</w:t>
-      </w:r>
-      <w:r>
-        <w:rPr>
-          <w:rFonts w:ascii="微软雅黑" w:hAnsi="微软雅黑" w:eastAsia="微软雅黑"/>
-          <w:b/>
-        </w:rPr>
-        <w:t>硬件上断路</w:t>
-      </w:r>
-      <w:r>
-        <w:rPr>
-          <w:rFonts w:ascii="微软雅黑" w:hAnsi="微软雅黑" w:eastAsia="微软雅黑"/>
-          <w:b w:val="0"/>
-        </w:rPr>
-        <w:t>（</w:t>
-      </w:r>
-      <w:r>
-        <w:rPr>
-          <w:rFonts w:ascii="微软雅黑" w:hAnsi="微软雅黑" w:eastAsia="微软雅黑"/>
-          <w:color w:val="B03060"/>
-        </w:rPr>
-        <w:t>PAT-IDEA-030</w:t>
-      </w:r>
-      <w:r>
-        <w:rPr>
-          <w:rFonts w:ascii="微软雅黑" w:hAnsi="微软雅黑" w:eastAsia="微软雅黑"/>
-          <w:b w:val="0"/>
-        </w:rPr>
-        <w:t>），不靠软件「尽量别开」</w:t>
-      </w:r>
-    </w:p>
-    <w:p>
-      <w:pPr>
-        <w:pStyle w:val="ListBullet"/>
-      </w:pPr>
-      <w:r>
-        <w:rPr>
-          <w:rFonts w:ascii="微软雅黑" w:hAnsi="微软雅黑" w:eastAsia="微软雅黑"/>
-          <w:b w:val="0"/>
-        </w:rPr>
-        <w:t>进入激发前：盐层判据放行（表面电导、指定波长漫反射、或光电流，与</w:t>
-      </w:r>
-      <w:r>
-        <w:rPr>
-          <w:rFonts w:ascii="微软雅黑" w:hAnsi="微软雅黑" w:eastAsia="微软雅黑"/>
-          <w:b/>
-        </w:rPr>
-        <w:t>预定上限</w:t>
-      </w:r>
-      <w:r>
-        <w:rPr>
-          <w:rFonts w:ascii="微软雅黑" w:hAnsi="微软雅黑" w:eastAsia="微软雅黑"/>
-          <w:b w:val="0"/>
-        </w:rPr>
-        <w:t>比较；不达标则再冲洗，不开灯）（</w:t>
-      </w:r>
-      <w:r>
-        <w:rPr>
-          <w:rFonts w:ascii="微软雅黑" w:hAnsi="微软雅黑" w:eastAsia="微软雅黑"/>
-          <w:color w:val="B03060"/>
-        </w:rPr>
-        <w:t>PAT-IDEA-029</w:t>
-      </w:r>
-      <w:r>
-        <w:rPr>
-          <w:rFonts w:ascii="微软雅黑" w:hAnsi="微软雅黑" w:eastAsia="微软雅黑"/>
-          <w:b w:val="0"/>
-        </w:rPr>
-        <w:t>）</w:t>
-      </w:r>
-    </w:p>
-    <w:p>
-      <w:pPr>
-        <w:pStyle w:val="ListBullet"/>
-      </w:pPr>
-      <w:r>
-        <w:rPr>
-          <w:rFonts w:ascii="微软雅黑" w:hAnsi="微软雅黑" w:eastAsia="微软雅黑"/>
-          <w:b w:val="0"/>
-        </w:rPr>
-        <w:t>回填前：气腔残余臭氧低于</w:t>
-      </w:r>
-      <w:r>
-        <w:rPr>
-          <w:rFonts w:ascii="微软雅黑" w:hAnsi="微软雅黑" w:eastAsia="微软雅黑"/>
-          <w:b/>
-        </w:rPr>
-        <w:t>预定阈值</w:t>
-      </w:r>
-      <w:r>
-        <w:rPr>
-          <w:rFonts w:ascii="微软雅黑" w:hAnsi="微软雅黑" w:eastAsia="微软雅黑"/>
-          <w:b w:val="0"/>
-        </w:rPr>
-        <w:t>（</w:t>
-      </w:r>
-      <w:r>
-        <w:rPr>
-          <w:rFonts w:ascii="微软雅黑" w:hAnsi="微软雅黑" w:eastAsia="微软雅黑"/>
-          <w:color w:val="B03060"/>
-        </w:rPr>
-        <w:t>PAT-IDEA-028</w:t>
-      </w:r>
-      <w:r>
-        <w:rPr>
-          <w:rFonts w:ascii="微软雅黑" w:hAnsi="微软雅黑" w:eastAsia="微软雅黑"/>
-          <w:b w:val="0"/>
-        </w:rPr>
-        <w:t>）</w:t>
-      </w:r>
-    </w:p>
-    <w:p>
-      <w:pPr>
-        <w:jc w:val="left"/>
-      </w:pPr>
-      <w:r>
-        <w:rPr>
-          <w:rFonts w:ascii="微软雅黑" w:hAnsi="微软雅黑" w:eastAsia="微软雅黑"/>
-          <w:b/>
-        </w:rPr>
-        <w:t>从权（有硬件才写，没有就删，不要为了凑条数）：</w:t>
-      </w:r>
-    </w:p>
-    <w:p>
-      <w:pPr>
-        <w:pStyle w:val="ListBullet"/>
-      </w:pPr>
-      <w:r>
-        <w:rPr>
-          <w:rFonts w:ascii="微软雅黑" w:hAnsi="微软雅黑" w:eastAsia="微软雅黑"/>
-          <w:b w:val="0"/>
-        </w:rPr>
-        <w:t>同一组灯：占用时可见光，空舱时切激发波段，两通道硬件互斥（</w:t>
-      </w:r>
-      <w:r>
-        <w:rPr>
-          <w:rFonts w:ascii="微软雅黑" w:hAnsi="微软雅黑" w:eastAsia="微软雅黑"/>
-          <w:color w:val="B03060"/>
-        </w:rPr>
-        <w:t>030</w:t>
-      </w:r>
-      <w:r>
-        <w:rPr>
-          <w:rFonts w:ascii="微软雅黑" w:hAnsi="微软雅黑" w:eastAsia="微软雅黑"/>
-          <w:b w:val="0"/>
-        </w:rPr>
-        <w:t>）</w:t>
-      </w:r>
-    </w:p>
-    <w:p>
-      <w:pPr>
-        <w:pStyle w:val="ListBullet"/>
-      </w:pPr>
-      <w:r>
-        <w:rPr>
-          <w:rFonts w:ascii="微软雅黑" w:hAnsi="微软雅黑" w:eastAsia="微软雅黑"/>
-          <w:b w:val="0"/>
-        </w:rPr>
-        <w:t>液相</w:t>
-      </w:r>
-      <w:r>
-        <w:rPr>
-          <w:rFonts w:ascii="微软雅黑" w:hAnsi="微软雅黑" w:eastAsia="微软雅黑"/>
-          <w:b/>
-        </w:rPr>
-        <w:t>没有</w:t>
-      </w:r>
-      <w:r>
-        <w:rPr>
-          <w:rFonts w:ascii="微软雅黑" w:hAnsi="微软雅黑" w:eastAsia="微软雅黑"/>
-          <w:b w:val="0"/>
-        </w:rPr>
-        <w:t>臭氧接入点（</w:t>
-      </w:r>
-      <w:r>
-        <w:rPr>
-          <w:rFonts w:ascii="微软雅黑" w:hAnsi="微软雅黑" w:eastAsia="微软雅黑"/>
-          <w:color w:val="B03060"/>
-        </w:rPr>
-        <w:t>027</w:t>
-      </w:r>
-      <w:r>
-        <w:rPr>
-          <w:rFonts w:ascii="微软雅黑" w:hAnsi="微软雅黑" w:eastAsia="微软雅黑"/>
-          <w:b w:val="0"/>
-        </w:rPr>
-        <w:t>）——</w:t>
-      </w:r>
-      <w:r>
-        <w:rPr>
-          <w:rFonts w:ascii="微软雅黑" w:hAnsi="微软雅黑" w:eastAsia="微软雅黑"/>
-          <w:b/>
-        </w:rPr>
-        <w:t>仅当</w:t>
-      </w:r>
-      <w:r>
-        <w:rPr>
-          <w:rFonts w:ascii="微软雅黑" w:hAnsi="微软雅黑" w:eastAsia="微软雅黑"/>
-          <w:b w:val="0"/>
-        </w:rPr>
-        <w:t>工程师确认：机器上真有臭氧发生器，</w:t>
-      </w:r>
-      <w:r>
-        <w:rPr>
-          <w:rFonts w:ascii="微软雅黑" w:hAnsi="微软雅黑" w:eastAsia="微软雅黑"/>
-          <w:b/>
-        </w:rPr>
-        <w:t>并且</w:t>
-      </w:r>
-      <w:r>
-        <w:rPr>
-          <w:rFonts w:ascii="微软雅黑" w:hAnsi="微软雅黑" w:eastAsia="微软雅黑"/>
-          <w:b w:val="0"/>
-        </w:rPr>
-        <w:t>所用泻盐按供应商规格</w:t>
-      </w:r>
-      <w:r>
-        <w:rPr>
-          <w:rFonts w:ascii="微软雅黑" w:hAnsi="微软雅黑" w:eastAsia="微软雅黑"/>
-          <w:b/>
-        </w:rPr>
-        <w:t>可能含溴</w:t>
-      </w:r>
-      <w:r>
-        <w:rPr>
-          <w:rFonts w:ascii="微软雅黑" w:hAnsi="微软雅黑" w:eastAsia="微软雅黑"/>
-          <w:b w:val="0"/>
-        </w:rPr>
-        <w:t>。不要求你先测溴酸盐曲线；测不到溴、或根本没有臭氧机，这条删掉</w:t>
-      </w:r>
-    </w:p>
-    <w:p>
-      <w:pPr>
-        <w:pStyle w:val="ListBullet"/>
-      </w:pPr>
-      <w:r>
-        <w:rPr>
-          <w:rFonts w:ascii="微软雅黑" w:hAnsi="微软雅黑" w:eastAsia="微软雅黑"/>
-          <w:b w:val="0"/>
-        </w:rPr>
-        <w:t>回填许可再加密度、温度（产品上已有的表，用厂家量程，不编窗口数字）</w:t>
-      </w:r>
-    </w:p>
-    <w:p>
-      <w:pPr>
-        <w:jc w:val="left"/>
-      </w:pPr>
-      <w:r>
-        <w:rPr>
-          <w:rFonts w:ascii="微软雅黑" w:hAnsi="微软雅黑" w:eastAsia="微软雅黑"/>
-          <w:b/>
-        </w:rPr>
-        <w:t>明确不写进件1：</w:t>
-      </w:r>
-    </w:p>
-    <w:p>
-      <w:pPr>
-        <w:pStyle w:val="ListBullet"/>
-      </w:pPr>
-      <w:r>
-        <w:rPr>
-          <w:rFonts w:ascii="微软雅黑" w:hAnsi="微软雅黑" w:eastAsia="微软雅黑"/>
-          <w:color w:val="B03060"/>
-        </w:rPr>
-        <w:t>026</w:t>
-      </w:r>
-      <w:r>
-        <w:rPr>
-          <w:rFonts w:ascii="微软雅黑" w:hAnsi="微软雅黑" w:eastAsia="微软雅黑"/>
-          <w:b w:val="0"/>
-        </w:rPr>
-        <w:t xml:space="preserve"> 窄间隙薄层流：间隙要由实测清除速率反推，没有实验就写不成结构限定</w:t>
-      </w:r>
-    </w:p>
-    <w:p>
-      <w:pPr>
-        <w:pStyle w:val="ListBullet"/>
-      </w:pPr>
-      <w:r>
-        <w:rPr>
-          <w:rFonts w:ascii="微软雅黑" w:hAnsi="微软雅黑" w:eastAsia="微软雅黑"/>
-          <w:color w:val="B03060"/>
-        </w:rPr>
-        <w:t>031</w:t>
-      </w:r>
-      <w:r>
-        <w:rPr>
-          <w:rFonts w:ascii="微软雅黑" w:hAnsi="微软雅黑" w:eastAsia="微软雅黑"/>
-          <w:b w:val="0"/>
-        </w:rPr>
-        <w:t xml:space="preserve"> 五项化学量合取：双氧水余量、溴酸盐窗口没有数，不要写「五项同时进窗」</w:t>
-      </w:r>
-    </w:p>
-    <w:p>
-      <w:pPr>
-        <w:pStyle w:val="ListBullet"/>
-      </w:pPr>
-      <w:r>
-        <w:rPr>
-          <w:rFonts w:ascii="微软雅黑" w:hAnsi="微软雅黑" w:eastAsia="微软雅黑"/>
-          <w:b w:val="0"/>
-        </w:rPr>
-        <w:t>壁面刮取计数、杀菌率、比液相循环更干净——全部不写</w:t>
-      </w:r>
-    </w:p>
-    <w:p>
-      <w:pPr>
-        <w:pStyle w:val="ListBullet"/>
-      </w:pPr>
-      <w:r>
-        <w:rPr>
-          <w:rFonts w:ascii="微软雅黑" w:hAnsi="微软雅黑" w:eastAsia="微软雅黑"/>
-          <w:b w:val="0"/>
-        </w:rPr>
-        <w:t xml:space="preserve">预约门锁、智能排房（已打掉的 </w:t>
-      </w:r>
-      <w:r>
-        <w:rPr>
-          <w:rFonts w:ascii="微软雅黑" w:hAnsi="微软雅黑" w:eastAsia="微软雅黑"/>
-          <w:color w:val="B03060"/>
-        </w:rPr>
-        <w:t>023</w:t>
-      </w:r>
-      <w:r>
-        <w:rPr>
-          <w:rFonts w:ascii="微软雅黑" w:hAnsi="微软雅黑" w:eastAsia="微软雅黑"/>
-          <w:b w:val="0"/>
-        </w:rPr>
-        <w:t>）</w:t>
-      </w:r>
-    </w:p>
-    <w:p>
-      <w:pPr>
-        <w:jc w:val="left"/>
-      </w:pPr>
-      <w:r>
-        <w:rPr>
-          <w:rFonts w:ascii="微软雅黑" w:hAnsi="微软雅黑" w:eastAsia="微软雅黑"/>
-          <w:b/>
-        </w:rPr>
-        <w:t>发明 + 实用新型同日：</w:t>
-      </w:r>
-      <w:r>
-        <w:rPr>
-          <w:rFonts w:ascii="微软雅黑" w:hAnsi="微软雅黑" w:eastAsia="微软雅黑"/>
-          <w:b w:val="0"/>
-        </w:rPr>
-        <w:t xml:space="preserve"> 件1是装置，适合走 </w:t>
-      </w:r>
-      <w:r>
-        <w:rPr>
-          <w:rFonts w:ascii="微软雅黑" w:hAnsi="微软雅黑" w:eastAsia="微软雅黑"/>
-          <w:color w:val="B03060"/>
-        </w:rPr>
-        <w:t>PAT-RULE-007</w:t>
-      </w:r>
-      <w:r>
-        <w:rPr>
-          <w:rFonts w:ascii="微软雅黑" w:hAnsi="微软雅黑" w:eastAsia="微软雅黑"/>
-          <w:b w:val="0"/>
-        </w:rPr>
-        <w:t xml:space="preserve"> 这条。具体声明时点问代理师。</w:t>
-      </w:r>
-    </w:p>
-    <w:p>
-      <w:pPr>
-        <w:jc w:val="left"/>
-      </w:pPr>
-      <w:r>
-        <w:rPr>
-          <w:rFonts w:ascii="微软雅黑" w:hAnsi="微软雅黑" w:eastAsia="微软雅黑"/>
-          <w:b/>
-        </w:rPr>
-        <w:t>去环境测试（立项闸门，交底书里用白话写一句就行）：</w:t>
-      </w:r>
-      <w:r>
-        <w:rPr>
-          <w:rFonts w:ascii="微软雅黑" w:hAnsi="微软雅黑" w:eastAsia="微软雅黑"/>
-          <w:b w:val="0"/>
-        </w:rPr>
-        <w:t xml:space="preserve"> 拿掉高盐，盐霜判据消失，必要性变弱；拿掉排空，没有空舱窗口，方案不成立。所以排空是前提，高盐钉在盐霜从权上。</w:t>
-      </w:r>
-    </w:p>
-    <w:p>
-      <w:pPr>
-        <w:pStyle w:val="Heading3"/>
-      </w:pPr>
-      <w:r>
-        <w:rPr>
-          <w:rFonts w:ascii="微软雅黑" w:hAnsi="微软雅黑" w:eastAsia="微软雅黑"/>
-          <w:b w:val="0"/>
-        </w:rPr>
-        <w:t>件1 先问工程师的 8 个是非题（不是实验）</w:t>
-      </w:r>
-    </w:p>
-    <w:p>
-      <w:pPr>
-        <w:jc w:val="left"/>
-      </w:pPr>
-      <w:r>
-        <w:rPr>
-          <w:rFonts w:ascii="微软雅黑" w:hAnsi="微软雅黑" w:eastAsia="微软雅黑"/>
-          <w:b w:val="0"/>
-        </w:rPr>
-        <w:t>只要回答有/无、接到哪，不要数字。</w:t>
-      </w:r>
-    </w:p>
-    <w:p>
-      <w:pPr>
-        <w:pStyle w:val="ListNumber"/>
-      </w:pPr>
-      <w:r>
-        <w:rPr>
-          <w:rFonts w:ascii="微软雅黑" w:hAnsi="微软雅黑" w:eastAsia="微软雅黑"/>
-          <w:b w:val="0"/>
-        </w:rPr>
-        <w:t>人走后液体是不是抽到储液罐、舱内变空？</w:t>
-      </w:r>
-    </w:p>
-    <w:p>
-      <w:pPr>
-        <w:pStyle w:val="ListNumber"/>
-      </w:pPr>
-      <w:r>
-        <w:rPr>
-          <w:rFonts w:ascii="微软雅黑" w:hAnsi="微软雅黑" w:eastAsia="微软雅黑"/>
-          <w:b w:val="0"/>
-        </w:rPr>
-        <w:t>空舱时门能不能关严、形成封闭气腔？</w:t>
-      </w:r>
-    </w:p>
-    <w:p>
-      <w:pPr>
-        <w:pStyle w:val="ListNumber"/>
-      </w:pPr>
-      <w:r>
-        <w:rPr>
-          <w:rFonts w:ascii="微软雅黑" w:hAnsi="微软雅黑" w:eastAsia="微软雅黑"/>
-          <w:b w:val="0"/>
-        </w:rPr>
-        <w:t>有没有臭氧发生器？出口现在接到液体、气体、还是都能接？</w:t>
-      </w:r>
-    </w:p>
-    <w:p>
-      <w:pPr>
-        <w:pStyle w:val="ListNumber"/>
-      </w:pPr>
-      <w:r>
-        <w:rPr>
-          <w:rFonts w:ascii="微软雅黑" w:hAnsi="微软雅黑" w:eastAsia="微软雅黑"/>
-          <w:b w:val="0"/>
-        </w:rPr>
-        <w:t>舱内灯是一盏还是两盏？有没有紫外或约 405 nm 的激发通道？</w:t>
-      </w:r>
-    </w:p>
-    <w:p>
-      <w:pPr>
-        <w:pStyle w:val="ListNumber"/>
-      </w:pPr>
-      <w:r>
-        <w:rPr>
-          <w:rFonts w:ascii="微软雅黑" w:hAnsi="微软雅黑" w:eastAsia="微软雅黑"/>
-          <w:b w:val="0"/>
-        </w:rPr>
-        <w:t>「有人在舱里」这个信号从哪来：门、液位、红外、垫子，还是没有？</w:t>
-      </w:r>
-    </w:p>
-    <w:p>
-      <w:pPr>
-        <w:pStyle w:val="ListNumber"/>
-      </w:pPr>
-      <w:r>
-        <w:rPr>
-          <w:rFonts w:ascii="微软雅黑" w:hAnsi="微软雅黑" w:eastAsia="微软雅黑"/>
-          <w:b w:val="0"/>
-        </w:rPr>
-        <w:t>舱内壁现在有没有光催化涂层？没有的话，计划涂在哪些面？</w:t>
-      </w:r>
-    </w:p>
-    <w:p>
-      <w:pPr>
-        <w:pStyle w:val="ListNumber"/>
-      </w:pPr>
-      <w:r>
-        <w:rPr>
-          <w:rFonts w:ascii="微软雅黑" w:hAnsi="微软雅黑" w:eastAsia="微软雅黑"/>
-          <w:b w:val="0"/>
-        </w:rPr>
-        <w:t>排空后壁面会不会结白霜？现在怎么冲、冲的是清水还是低盐？</w:t>
-      </w:r>
-    </w:p>
-    <w:p>
-      <w:pPr>
-        <w:pStyle w:val="ListNumber"/>
-      </w:pPr>
-      <w:r>
-        <w:rPr>
-          <w:rFonts w:ascii="微软雅黑" w:hAnsi="微软雅黑" w:eastAsia="微软雅黑"/>
-          <w:b w:val="0"/>
-        </w:rPr>
-        <w:t>回填前有没有臭氧探头？没有的话，能不能加一个？</w:t>
-      </w:r>
-    </w:p>
-    <w:p>
-      <w:pPr>
-        <w:jc w:val="left"/>
-      </w:pPr>
-      <w:r>
-        <w:rPr>
-          <w:rFonts w:ascii="微软雅黑" w:hAnsi="微软雅黑" w:eastAsia="微软雅黑"/>
-          <w:b w:val="0"/>
-        </w:rPr>
-        <w:t>这 8 题里，</w:t>
-      </w:r>
-      <w:r>
-        <w:rPr>
-          <w:rFonts w:ascii="微软雅黑" w:hAnsi="微软雅黑" w:eastAsia="微软雅黑"/>
-          <w:b/>
-        </w:rPr>
-        <w:t>1 和 2 必须是「有」</w:t>
-      </w:r>
-      <w:r>
-        <w:rPr>
-          <w:rFonts w:ascii="微软雅黑" w:hAnsi="微软雅黑" w:eastAsia="微软雅黑"/>
-          <w:b w:val="0"/>
-        </w:rPr>
-        <w:t>，件1才立得住。3 若是「无」，把臭氧相关句子整段删掉，只留光催化激发 + 三态互斥。6 若是「无且不打算涂」，件1不要写。</w:t>
-      </w:r>
-    </w:p>
-    <w:p/>
-    <w:p>
-      <w:pPr>
-        <w:pStyle w:val="Heading2"/>
-      </w:pPr>
-      <w:r>
-        <w:rPr>
-          <w:rFonts w:ascii="微软雅黑" w:hAnsi="微软雅黑" w:eastAsia="微软雅黑"/>
-          <w:b w:val="0"/>
-        </w:rPr>
-        <w:t>件2（可选）：时变余光限制装置</w:t>
-      </w:r>
-    </w:p>
-    <w:p>
-      <w:pPr>
-        <w:jc w:val="left"/>
-      </w:pPr>
-      <w:r>
-        <w:rPr>
-          <w:rFonts w:ascii="微软雅黑" w:hAnsi="微软雅黑" w:eastAsia="微软雅黑"/>
-          <w:b/>
-        </w:rPr>
-        <w:t>建议名称：</w:t>
-      </w:r>
-      <w:r>
-        <w:rPr>
-          <w:rFonts w:ascii="微软雅黑" w:hAnsi="微软雅黑" w:eastAsia="微软雅黑"/>
-          <w:b w:val="0"/>
-        </w:rPr>
-        <w:t xml:space="preserve"> 一种密闭漂浮舱的时变残余亮度限制装置及控制方法</w:t>
-      </w:r>
-    </w:p>
-    <w:p>
-      <w:pPr>
-        <w:jc w:val="left"/>
-      </w:pPr>
-      <w:r>
-        <w:rPr>
-          <w:rFonts w:ascii="微软雅黑" w:hAnsi="微软雅黑" w:eastAsia="微软雅黑"/>
-          <w:b/>
-        </w:rPr>
-        <w:t>一句话：</w:t>
-      </w:r>
-      <w:r>
-        <w:rPr>
-          <w:rFonts w:ascii="微软雅黑" w:hAnsi="微软雅黑" w:eastAsia="微软雅黑"/>
-          <w:b w:val="0"/>
-        </w:rPr>
-        <w:t xml:space="preserve"> 占用期间可见光硬件断电，安全监测走人眼看不见的近红外；舱内眼位方向的残余亮度允许上限，随占用时间按公开的暗适应曲线单调往下走；越界则深度模式许可为假。</w:t>
-      </w:r>
-    </w:p>
-    <w:p>
-      <w:pPr>
-        <w:jc w:val="left"/>
-      </w:pPr>
-      <w:r>
-        <w:rPr>
-          <w:rFonts w:ascii="微软雅黑" w:hAnsi="微软雅黑" w:eastAsia="微软雅黑"/>
-          <w:b/>
-        </w:rPr>
-        <w:t>为什么现在能写、不必做实验：</w:t>
-      </w:r>
-    </w:p>
-    <w:p>
-      <w:pPr>
-        <w:pStyle w:val="ListBullet"/>
-      </w:pPr>
-      <w:r>
-        <w:rPr>
-          <w:rFonts w:ascii="微软雅黑" w:hAnsi="微软雅黑" w:eastAsia="微软雅黑"/>
-          <w:b w:val="0"/>
-        </w:rPr>
-        <w:t>暗适应曲线是公开科学事实（</w:t>
+        <w:t>残余亮度允许上限是占用时长的单调递减函数，形状对应公开暗适应曲线（</w:t>
       </w:r>
       <w:r>
         <w:rPr>
@@ -1638,21 +826,19 @@
           <w:rFonts w:ascii="微软雅黑" w:hAnsi="微软雅黑" w:eastAsia="微软雅黑"/>
           <w:b w:val="0"/>
         </w:rPr>
-        <w:t>），本身按第 25 条</w:t>
+        <w:t>）。曲线本身是科学发现，第 25 条不能主张；主张的是拿它当装置阈值并联锁</w:t>
       </w:r>
+    </w:p>
+    <w:p>
+      <w:pPr>
+        <w:jc w:val="left"/>
+      </w:pPr>
       <w:r>
         <w:rPr>
           <w:rFonts w:ascii="微软雅黑" w:hAnsi="微软雅黑" w:eastAsia="微软雅黑"/>
           <w:b/>
         </w:rPr>
-        <w:t>不能当发明</w:t>
-      </w:r>
-      <w:r>
-        <w:rPr>
-          <w:rFonts w:ascii="微软雅黑" w:hAnsi="微软雅黑" w:eastAsia="微软雅黑"/>
-          <w:b w:val="0"/>
-        </w:rPr>
-        <w:t>。能写的是：把这条已知曲线当作装置的时变上限，并拿来联锁。</w:t>
+        <w:t>不主张什么：</w:t>
       </w:r>
     </w:p>
     <w:p>
@@ -1664,7 +850,7 @@
           <w:rFonts w:ascii="微软雅黑" w:hAnsi="微软雅黑" w:eastAsia="微软雅黑"/>
           <w:b w:val="0"/>
         </w:rPr>
-        <w:t>不要求你们测出「第 40 分钟人眼到底能不能看见某颗灯」。阈值形状引用文献即可。</w:t>
+        <w:t>暗适应现象本身</w:t>
       </w:r>
     </w:p>
     <w:p>
@@ -1676,33 +862,7 @@
           <w:rFonts w:ascii="微软雅黑" w:hAnsi="微软雅黑" w:eastAsia="微软雅黑"/>
           <w:b w:val="0"/>
         </w:rPr>
-        <w:t>与高盐关系弱，</w:t>
-      </w:r>
-      <w:r>
-        <w:rPr>
-          <w:rFonts w:ascii="微软雅黑" w:hAnsi="微软雅黑" w:eastAsia="微软雅黑"/>
-          <w:b/>
-        </w:rPr>
-        <w:t>不要写成高盐发明</w:t>
-      </w:r>
-      <w:r>
-        <w:rPr>
-          <w:rFonts w:ascii="微软雅黑" w:hAnsi="微软雅黑" w:eastAsia="微软雅黑"/>
-          <w:b w:val="0"/>
-        </w:rPr>
-        <w:t>，就写成低刺激密闭舱的光通道装置。</w:t>
-      </w:r>
-    </w:p>
-    <w:p>
-      <w:pPr>
-        <w:jc w:val="left"/>
-      </w:pPr>
-      <w:r>
-        <w:rPr>
-          <w:rFonts w:ascii="微软雅黑" w:hAnsi="微软雅黑" w:eastAsia="微软雅黑"/>
-          <w:b/>
-        </w:rPr>
-        <w:t>独权轮廓：</w:t>
+        <w:t>「全黑舱」、紫外消毒、光触媒、臭氧、封闭气腔</w:t>
       </w:r>
     </w:p>
     <w:p>
@@ -1714,136 +874,13 @@
           <w:rFonts w:ascii="微软雅黑" w:hAnsi="微软雅黑" w:eastAsia="微软雅黑"/>
           <w:b w:val="0"/>
         </w:rPr>
-        <w:t>可见光通道：占用信号为真时硬件断电（</w:t>
-      </w:r>
-      <w:r>
-        <w:rPr>
-          <w:rFonts w:ascii="微软雅黑" w:hAnsi="微软雅黑" w:eastAsia="微软雅黑"/>
-          <w:color w:val="B03060"/>
-        </w:rPr>
-        <w:t>PAT-IDEA-036</w:t>
-      </w:r>
-      <w:r>
-        <w:rPr>
-          <w:rFonts w:ascii="微软雅黑" w:hAnsi="微软雅黑" w:eastAsia="微软雅黑"/>
-          <w:b w:val="0"/>
-        </w:rPr>
-        <w:t>）</w:t>
+        <w:t>高盐（去环境测试：拿掉高盐，关门+呼吸孔+要暗+舱内紫外，问题还在。不要写成高盐发明）</w:t>
       </w:r>
     </w:p>
     <w:p>
       <w:pPr>
         <w:pStyle w:val="ListBullet"/>
       </w:pPr>
-      <w:r>
-        <w:rPr>
-          <w:rFonts w:ascii="微软雅黑" w:hAnsi="微软雅黑" w:eastAsia="微软雅黑"/>
-          <w:b w:val="0"/>
-        </w:rPr>
-        <w:t>近红外照明/成像：占用期间可工作</w:t>
-      </w:r>
-    </w:p>
-    <w:p>
-      <w:pPr>
-        <w:pStyle w:val="ListBullet"/>
-      </w:pPr>
-      <w:r>
-        <w:rPr>
-          <w:rFonts w:ascii="微软雅黑" w:hAnsi="微软雅黑" w:eastAsia="微软雅黑"/>
-          <w:b w:val="0"/>
-        </w:rPr>
-        <w:t>眼位方向的低照度探测通道</w:t>
-      </w:r>
-    </w:p>
-    <w:p>
-      <w:pPr>
-        <w:pStyle w:val="ListBullet"/>
-      </w:pPr>
-      <w:r>
-        <w:rPr>
-          <w:rFonts w:ascii="微软雅黑" w:hAnsi="微软雅黑" w:eastAsia="微软雅黑"/>
-          <w:b w:val="0"/>
-        </w:rPr>
-        <w:t>存储器里存一条随占用时长单调递减的残余亮度上限（形状对应公开暗适应曲线，含杆锥转折段的定性描述即可，</w:t>
-      </w:r>
-      <w:r>
-        <w:rPr>
-          <w:rFonts w:ascii="微软雅黑" w:hAnsi="微软雅黑" w:eastAsia="微软雅黑"/>
-          <w:b/>
-        </w:rPr>
-        <w:t>不要抄一套假装是你们测的数</w:t>
-      </w:r>
-      <w:r>
-        <w:rPr>
-          <w:rFonts w:ascii="微软雅黑" w:hAnsi="微软雅黑" w:eastAsia="微软雅黑"/>
-          <w:b w:val="0"/>
-        </w:rPr>
-        <w:t>）</w:t>
-      </w:r>
-    </w:p>
-    <w:p>
-      <w:pPr>
-        <w:pStyle w:val="ListBullet"/>
-      </w:pPr>
-      <w:r>
-        <w:rPr>
-          <w:rFonts w:ascii="微软雅黑" w:hAnsi="微软雅黑" w:eastAsia="微软雅黑"/>
-          <w:b w:val="0"/>
-        </w:rPr>
-        <w:t>实测残余亮度与当前时刻上限比较；越界 → 深度低刺激许可为假，并记录是哪一路残余源（若暂时分不清源，就只写许可为假）</w:t>
-      </w:r>
-    </w:p>
-    <w:p>
-      <w:pPr>
-        <w:jc w:val="left"/>
-      </w:pPr>
-      <w:r>
-        <w:rPr>
-          <w:rFonts w:ascii="微软雅黑" w:hAnsi="微软雅黑" w:eastAsia="微软雅黑"/>
-          <w:b/>
-        </w:rPr>
-        <w:t>余辉（`042`）怎么处理：</w:t>
-      </w:r>
-      <w:r>
-        <w:rPr>
-          <w:rFonts w:ascii="微软雅黑" w:hAnsi="微软雅黑" w:eastAsia="微软雅黑"/>
-          <w:b w:val="0"/>
-        </w:rPr>
-        <w:t xml:space="preserve"> 不必单独立案，也不必先测涂层余辉曲线。眼位探头看到的残余光</w:t>
-      </w:r>
-      <w:r>
-        <w:rPr>
-          <w:rFonts w:ascii="微软雅黑" w:hAnsi="微软雅黑" w:eastAsia="微软雅黑"/>
-          <w:b/>
-        </w:rPr>
-        <w:t>已经包含</w:t>
-      </w:r>
-      <w:r>
-        <w:rPr>
-          <w:rFonts w:ascii="微软雅黑" w:hAnsi="微软雅黑" w:eastAsia="微软雅黑"/>
-          <w:b w:val="0"/>
-        </w:rPr>
-        <w:t>壁面余辉。交底书里用一段话说明：空舱激发刚结束时余辉是残余源之一，占用许可仍受同一条时变上限约束。若将来涂层余辉实测远低于阈值，代理师把这段改成说明书即可。</w:t>
-      </w:r>
-    </w:p>
-    <w:p>
-      <w:pPr>
-        <w:jc w:val="left"/>
-      </w:pPr>
-      <w:r>
-        <w:rPr>
-          <w:rFonts w:ascii="微软雅黑" w:hAnsi="微软雅黑" w:eastAsia="微软雅黑"/>
-          <w:b/>
-        </w:rPr>
-        <w:t>不要写：</w:t>
-      </w:r>
-      <w:r>
-        <w:rPr>
-          <w:rFonts w:ascii="微软雅黑" w:hAnsi="微软雅黑" w:eastAsia="微软雅黑"/>
-          <w:b w:val="0"/>
-        </w:rPr>
-        <w:t xml:space="preserve"> 舱内漏光地图（</w:t>
-      </w:r>
       <w:r>
         <w:rPr>
           <w:rFonts w:ascii="微软雅黑" w:hAnsi="微软雅黑" w:eastAsia="微软雅黑"/>
@@ -1856,35 +893,19 @@
           <w:rFonts w:ascii="微软雅黑" w:hAnsi="微软雅黑" w:eastAsia="微软雅黑"/>
           <w:b w:val="0"/>
         </w:rPr>
-        <w:t xml:space="preserve">，要测空间分布）；反相消光（已打掉 </w:t>
+        <w:t xml:space="preserve"> 那种先测漏光地图再分区电控遮光——要实验，不写</w:t>
       </w:r>
-      <w:r>
-        <w:rPr>
-          <w:rFonts w:ascii="微软雅黑" w:hAnsi="微软雅黑" w:eastAsia="微软雅黑"/>
-          <w:color w:val="B03060"/>
-        </w:rPr>
-        <w:t>044</w:t>
-      </w:r>
+    </w:p>
+    <w:p>
+      <w:pPr>
+        <w:pStyle w:val="ListBullet"/>
+      </w:pPr>
       <w:r>
         <w:rPr>
           <w:rFonts w:ascii="微软雅黑" w:hAnsi="微软雅黑" w:eastAsia="微软雅黑"/>
           <w:b w:val="0"/>
         </w:rPr>
-        <w:t>）；电控调光膜本身（</w:t>
-      </w:r>
-      <w:r>
-        <w:rPr>
-          <w:rFonts w:ascii="微软雅黑" w:hAnsi="微软雅黑" w:eastAsia="微软雅黑"/>
-          <w:color w:val="B03060"/>
-        </w:rPr>
-        <w:t>045</w:t>
-      </w:r>
-      <w:r>
-        <w:rPr>
-          <w:rFonts w:ascii="微软雅黑" w:hAnsi="微软雅黑" w:eastAsia="微软雅黑"/>
-          <w:b w:val="0"/>
-        </w:rPr>
-        <w:t>）；「全黑舱」这种静态指标。</w:t>
+        <w:t>疗效、迷走、40Hz</w:t>
       </w:r>
     </w:p>
     <w:p>
@@ -1896,55 +917,50 @@
           <w:rFonts w:ascii="微软雅黑" w:hAnsi="微软雅黑" w:eastAsia="微软雅黑"/>
           <w:b/>
         </w:rPr>
-        <w:t>件2 先问工程师的 4 个是非题：</w:t>
+        <w:t>和现有技术怎么分开：</w:t>
       </w:r>
     </w:p>
     <w:p>
       <w:pPr>
-        <w:pStyle w:val="ListNumber"/>
+        <w:pStyle w:val="ListBullet"/>
       </w:pPr>
       <w:r>
         <w:rPr>
           <w:rFonts w:ascii="微软雅黑" w:hAnsi="微软雅黑" w:eastAsia="微软雅黑"/>
           <w:b w:val="0"/>
         </w:rPr>
-        <w:t>占用时可见光能不能从硬件断电，还是只能软件调暗？</w:t>
+        <w:t>紫外灯消毒舱、占用开灯互锁，单独都是公知。落点必须是：</w:t>
+      </w:r>
+      <w:r>
+        <w:rPr>
+          <w:rFonts w:ascii="微软雅黑" w:hAnsi="微软雅黑" w:eastAsia="微软雅黑"/>
+          <w:b/>
+        </w:rPr>
+        <w:t>占用时必须留气道，气道又是漏光路径，还要在一次会话的时间尺度上把残余光越管越严。</w:t>
       </w:r>
     </w:p>
     <w:p>
       <w:pPr>
-        <w:pStyle w:val="ListNumber"/>
+        <w:pStyle w:val="ListBullet"/>
       </w:pPr>
       <w:r>
         <w:rPr>
           <w:rFonts w:ascii="微软雅黑" w:hAnsi="微软雅黑" w:eastAsia="微软雅黑"/>
           <w:b w:val="0"/>
         </w:rPr>
-        <w:t>有没有近红外摄像头或近红外补光？</w:t>
+        <w:t>暗室迷宫通风是公知。不要单独报「挡光弯头」。挡光气道只作为从权或优选实施例，挂在时变上限和紫外占用互锁下面。</w:t>
       </w:r>
     </w:p>
     <w:p>
       <w:pPr>
-        <w:pStyle w:val="ListNumber"/>
+        <w:pStyle w:val="ListBullet"/>
       </w:pPr>
       <w:r>
         <w:rPr>
           <w:rFonts w:ascii="微软雅黑" w:hAnsi="微软雅黑" w:eastAsia="微软雅黑"/>
           <w:b w:val="0"/>
         </w:rPr>
-        <w:t>人躺下后眼睛大概对着哪块壁，那块能不能装探头？</w:t>
-      </w:r>
-    </w:p>
-    <w:p>
-      <w:pPr>
-        <w:pStyle w:val="ListNumber"/>
-      </w:pPr>
-      <w:r>
-        <w:rPr>
-          <w:rFonts w:ascii="微软雅黑" w:hAnsi="微软雅黑" w:eastAsia="微软雅黑"/>
-          <w:b w:val="0"/>
-        </w:rPr>
-        <w:t>舱内哪些东西会自己发光：电源指示、触摸屏、涂层、缝里漏的光？</w:t>
+        <w:t>不要写「我们测过第 40 分钟人眼看得见哪颗灯」。</w:t>
       </w:r>
     </w:p>
     <w:p>
@@ -1956,7 +972,7 @@
           <w:rFonts w:ascii="微软雅黑" w:hAnsi="微软雅黑" w:eastAsia="微软雅黑"/>
           <w:b w:val="0"/>
         </w:rPr>
-        <w:t>1 必须能断电。2 没有也可以写，监测改成「仅探头、不成像」，保护会窄一些。</w:t>
+        <w:t>适合发明 + 实用新型同日（装置）。</w:t>
       </w:r>
     </w:p>
     <w:p/>
@@ -1969,59 +985,79 @@
           <w:rFonts w:ascii="微软雅黑" w:hAnsi="微软雅黑" w:eastAsia="微软雅黑"/>
           <w:b w:val="0"/>
         </w:rPr>
-        <w:t>件3（备选）：液面热流归零</w:t>
+        <w:t>件2 还缺 6 个是非题</w:t>
       </w:r>
     </w:p>
     <w:p>
       <w:pPr>
-        <w:jc w:val="left"/>
+        <w:pStyle w:val="ListNumber"/>
       </w:pPr>
-      <w:r>
-        <w:rPr>
-          <w:rFonts w:ascii="微软雅黑" w:hAnsi="微软雅黑" w:eastAsia="微软雅黑"/>
-          <w:b/>
-        </w:rPr>
-        <w:t>只在工程师确认「气腔有独立温湿度控制」时写。</w:t>
-      </w:r>
       <w:r>
         <w:rPr>
           <w:rFonts w:ascii="微软雅黑" w:hAnsi="微软雅黑" w:eastAsia="微软雅黑"/>
           <w:b w:val="0"/>
         </w:rPr>
-        <w:t xml:space="preserve"> 没有这套硬件，交底书填空全是空的，写了等于空壳。</w:t>
+        <w:t>占用时紫外灯管能不能硬件断电？</w:t>
       </w:r>
     </w:p>
     <w:p>
       <w:pPr>
-        <w:jc w:val="left"/>
+        <w:pStyle w:val="ListNumber"/>
       </w:pPr>
-      <w:r>
-        <w:rPr>
-          <w:rFonts w:ascii="微软雅黑" w:hAnsi="微软雅黑" w:eastAsia="微软雅黑"/>
-          <w:b/>
-        </w:rPr>
-        <w:t>一句话：</w:t>
-      </w:r>
       <w:r>
         <w:rPr>
           <w:rFonts w:ascii="微软雅黑" w:hAnsi="微软雅黑" w:eastAsia="微软雅黑"/>
           <w:b w:val="0"/>
         </w:rPr>
-        <w:t xml:space="preserve"> 控制目标不是气温等于水温，而是液面附近净热流趋近于零；湿度设定点由当前浓度、温度下的</w:t>
+        <w:t>有人在舱里，现在靠什么信号？</w:t>
       </w:r>
-      <w:r>
-        <w:rPr>
-          <w:rFonts w:ascii="微软雅黑" w:hAnsi="微软雅黑" w:eastAsia="微软雅黑"/>
-          <w:b/>
-        </w:rPr>
-        <w:t>硫酸镁溶液水活度</w:t>
-      </w:r>
+    </w:p>
+    <w:p>
+      <w:pPr>
+        <w:pStyle w:val="ListNumber"/>
+      </w:pPr>
       <w:r>
         <w:rPr>
           <w:rFonts w:ascii="微软雅黑" w:hAnsi="微软雅黑" w:eastAsia="微软雅黑"/>
           <w:b w:val="0"/>
         </w:rPr>
-        <w:t>导出（用公开文献，不新做物性实验）。</w:t>
+        <w:t>通气孔在哪、几个？</w:t>
+      </w:r>
+    </w:p>
+    <w:p>
+      <w:pPr>
+        <w:pStyle w:val="ListNumber"/>
+      </w:pPr>
+      <w:r>
+        <w:rPr>
+          <w:rFonts w:ascii="微软雅黑" w:hAnsi="微软雅黑" w:eastAsia="微软雅黑"/>
+          <w:b w:val="0"/>
+        </w:rPr>
+        <w:t>除紫外外还有哪些会发光的东西？</w:t>
+      </w:r>
+    </w:p>
+    <w:p>
+      <w:pPr>
+        <w:pStyle w:val="ListNumber"/>
+      </w:pPr>
+      <w:r>
+        <w:rPr>
+          <w:rFonts w:ascii="微软雅黑" w:hAnsi="微软雅黑" w:eastAsia="微软雅黑"/>
+          <w:b w:val="0"/>
+        </w:rPr>
+        <w:t>有没有近红外监护？</w:t>
+      </w:r>
+    </w:p>
+    <w:p>
+      <w:pPr>
+        <w:pStyle w:val="ListNumber"/>
+      </w:pPr>
+      <w:r>
+        <w:rPr>
+          <w:rFonts w:ascii="微软雅黑" w:hAnsi="微软雅黑" w:eastAsia="微软雅黑"/>
+          <w:b w:val="0"/>
+        </w:rPr>
+        <w:t>通气孔要不要做成挡光气道？</w:t>
       </w:r>
     </w:p>
     <w:p>
@@ -2033,7 +1069,19 @@
           <w:rFonts w:ascii="微软雅黑" w:hAnsi="微软雅黑" w:eastAsia="微软雅黑"/>
           <w:b w:val="0"/>
         </w:rPr>
-        <w:t>不要写成「恒温恒湿舱」。高盐钉在「水活度不是 1，按纯水算会错」这一句上。</w:t>
+        <w:t>1 如果是「不能，只能软件关」，本件会极窄，建议先改接线再写。</w:t>
+      </w:r>
+    </w:p>
+    <w:p>
+      <w:pPr>
+        <w:jc w:val="left"/>
+      </w:pPr>
+      <w:r>
+        <w:rPr>
+          <w:rFonts w:ascii="微软雅黑" w:hAnsi="微软雅黑" w:eastAsia="微软雅黑"/>
+          <w:b w:val="0"/>
+        </w:rPr>
+        <w:t>6 如果是「不做」，本件仍可写，但结构特征变薄，代理师会收得很窄。</w:t>
       </w:r>
     </w:p>
     <w:p/>
@@ -2046,7 +1094,7 @@
           <w:rFonts w:ascii="微软雅黑" w:hAnsi="微软雅黑" w:eastAsia="微软雅黑"/>
           <w:b w:val="0"/>
         </w:rPr>
-        <w:t>现在不要写的（避免白写、避免挡住自己）</w:t>
+        <w:t>仍然不要写的</w:t>
       </w:r>
     </w:p>
     <w:tbl>
@@ -2086,7 +1134,149 @@
                 <w:rFonts w:ascii="微软雅黑" w:hAnsi="微软雅黑" w:eastAsia="微软雅黑"/>
                 <w:b/>
               </w:rPr>
-              <w:t>为什么现在不要</w:t>
+              <w:t>原因</w:t>
+            </w:r>
+          </w:p>
+        </w:tc>
+      </w:tr>
+      <w:tr>
+        <w:tc>
+          <w:tcPr>
+            <w:tcW w:type="dxa" w:w="4320"/>
+          </w:tcPr>
+          <w:p>
+            <w:r/>
+            <w:r>
+              <w:rPr>
+                <w:rFonts w:ascii="微软雅黑" w:hAnsi="微软雅黑" w:eastAsia="微软雅黑"/>
+                <w:b w:val="0"/>
+              </w:rPr>
+              <w:t xml:space="preserve">原件1 / </w:t>
+            </w:r>
+            <w:r>
+              <w:rPr>
+                <w:rFonts w:ascii="微软雅黑" w:hAnsi="微软雅黑" w:eastAsia="微软雅黑"/>
+                <w:color w:val="B03060"/>
+              </w:rPr>
+              <w:t>028</w:t>
+            </w:r>
+            <w:r>
+              <w:rPr>
+                <w:rFonts w:ascii="微软雅黑" w:hAnsi="微软雅黑" w:eastAsia="微软雅黑"/>
+                <w:b w:val="0"/>
+              </w:rPr>
+              <w:t xml:space="preserve"> 独权</w:t>
+            </w:r>
+          </w:p>
+        </w:tc>
+        <w:tc>
+          <w:tcPr>
+            <w:tcW w:type="dxa" w:w="4320"/>
+          </w:tcPr>
+          <w:p>
+            <w:r/>
+            <w:r>
+              <w:rPr>
+                <w:rFonts w:ascii="微软雅黑" w:hAnsi="微软雅黑" w:eastAsia="微软雅黑"/>
+                <w:b w:val="0"/>
+              </w:rPr>
+              <w:t>现机对不上</w:t>
+            </w:r>
+          </w:p>
+        </w:tc>
+      </w:tr>
+      <w:tr>
+        <w:tc>
+          <w:tcPr>
+            <w:tcW w:type="dxa" w:w="4320"/>
+          </w:tcPr>
+          <w:p>
+            <w:r/>
+            <w:r>
+              <w:rPr>
+                <w:rFonts w:ascii="微软雅黑" w:hAnsi="微软雅黑" w:eastAsia="微软雅黑"/>
+                <w:color w:val="B03060"/>
+              </w:rPr>
+              <w:t>027</w:t>
+            </w:r>
+          </w:p>
+        </w:tc>
+        <w:tc>
+          <w:tcPr>
+            <w:tcW w:type="dxa" w:w="4320"/>
+          </w:tcPr>
+          <w:p>
+            <w:r/>
+            <w:r>
+              <w:rPr>
+                <w:rFonts w:ascii="微软雅黑" w:hAnsi="微软雅黑" w:eastAsia="微软雅黑"/>
+                <w:b w:val="0"/>
+              </w:rPr>
+              <w:t>现机臭氧就在液体里，与主张相反</w:t>
+            </w:r>
+          </w:p>
+        </w:tc>
+      </w:tr>
+      <w:tr>
+        <w:tc>
+          <w:tcPr>
+            <w:tcW w:type="dxa" w:w="4320"/>
+          </w:tcPr>
+          <w:p>
+            <w:r/>
+            <w:r>
+              <w:rPr>
+                <w:rFonts w:ascii="微软雅黑" w:hAnsi="微软雅黑" w:eastAsia="微软雅黑"/>
+                <w:color w:val="B03060"/>
+              </w:rPr>
+              <w:t>029</w:t>
+            </w:r>
+          </w:p>
+        </w:tc>
+        <w:tc>
+          <w:tcPr>
+            <w:tcW w:type="dxa" w:w="4320"/>
+          </w:tcPr>
+          <w:p>
+            <w:r/>
+            <w:r>
+              <w:rPr>
+                <w:rFonts w:ascii="微软雅黑" w:hAnsi="微软雅黑" w:eastAsia="微软雅黑"/>
+                <w:b w:val="0"/>
+              </w:rPr>
+              <w:t>冲水不结盐</w:t>
+            </w:r>
+          </w:p>
+        </w:tc>
+      </w:tr>
+      <w:tr>
+        <w:tc>
+          <w:tcPr>
+            <w:tcW w:type="dxa" w:w="4320"/>
+          </w:tcPr>
+          <w:p>
+            <w:r/>
+            <w:r>
+              <w:rPr>
+                <w:rFonts w:ascii="微软雅黑" w:hAnsi="微软雅黑" w:eastAsia="微软雅黑"/>
+                <w:color w:val="B03060"/>
+              </w:rPr>
+              <w:t>042</w:t>
+            </w:r>
+          </w:p>
+        </w:tc>
+        <w:tc>
+          <w:tcPr>
+            <w:tcW w:type="dxa" w:w="4320"/>
+          </w:tcPr>
+          <w:p>
+            <w:r/>
+            <w:r>
+              <w:rPr>
+                <w:rFonts w:ascii="微软雅黑" w:hAnsi="微软雅黑" w:eastAsia="微软雅黑"/>
+                <w:b w:val="0"/>
+              </w:rPr>
+              <w:t>没有光催化涂层，没有涂层余辉问题</w:t>
             </w:r>
           </w:p>
         </w:tc>
@@ -2110,7 +1300,7 @@
                 <w:rFonts w:ascii="微软雅黑" w:hAnsi="微软雅黑" w:eastAsia="微软雅黑"/>
                 <w:b w:val="0"/>
               </w:rPr>
-              <w:t xml:space="preserve"> / </w:t>
+              <w:t>/</w:t>
             </w:r>
             <w:r>
               <w:rPr>
@@ -2132,7 +1322,7 @@
                 <w:rFonts w:ascii="微软雅黑" w:hAnsi="微软雅黑" w:eastAsia="微软雅黑"/>
                 <w:b w:val="0"/>
               </w:rPr>
-              <w:t>独权要两张实测表</w:t>
+              <w:t>要两张实测表</w:t>
             </w:r>
           </w:p>
         </w:tc>
@@ -2156,7 +1346,7 @@
                 <w:rFonts w:ascii="微软雅黑" w:hAnsi="微软雅黑" w:eastAsia="微软雅黑"/>
                 <w:b w:val="0"/>
               </w:rPr>
-              <w:t xml:space="preserve"> / </w:t>
+              <w:t>/</w:t>
             </w:r>
             <w:r>
               <w:rPr>
@@ -2165,31 +1355,13 @@
               </w:rPr>
               <w:t>033</w:t>
             </w:r>
-          </w:p>
-        </w:tc>
-        <w:tc>
-          <w:tcPr>
-            <w:tcW w:type="dxa" w:w="4320"/>
-          </w:tcPr>
-          <w:p>
-            <w:r/>
             <w:r>
               <w:rPr>
                 <w:rFonts w:ascii="微软雅黑" w:hAnsi="微软雅黑" w:eastAsia="微软雅黑"/>
                 <w:b w:val="0"/>
               </w:rPr>
-              <w:t>对消要传递函数和随头误差，是实验</w:t>
+              <w:t>/</w:t>
             </w:r>
-          </w:p>
-        </w:tc>
-      </w:tr>
-      <w:tr>
-        <w:tc>
-          <w:tcPr>
-            <w:tcW w:type="dxa" w:w="4320"/>
-          </w:tcPr>
-          <w:p>
-            <w:r/>
             <w:r>
               <w:rPr>
                 <w:rFonts w:ascii="微软雅黑" w:hAnsi="微软雅黑" w:eastAsia="微软雅黑"/>
@@ -2202,40 +1374,8 @@
                 <w:rFonts w:ascii="微软雅黑" w:hAnsi="微软雅黑" w:eastAsia="微软雅黑"/>
                 <w:b w:val="0"/>
               </w:rPr>
-              <w:t xml:space="preserve"> / </w:t>
+              <w:t>/</w:t>
             </w:r>
-            <w:r>
-              <w:rPr>
-                <w:rFonts w:ascii="微软雅黑" w:hAnsi="微软雅黑" w:eastAsia="微软雅黑"/>
-                <w:color w:val="B03060"/>
-              </w:rPr>
-              <w:t>050</w:t>
-            </w:r>
-          </w:p>
-        </w:tc>
-        <w:tc>
-          <w:tcPr>
-            <w:tcW w:type="dxa" w:w="4320"/>
-          </w:tcPr>
-          <w:p>
-            <w:r/>
-            <w:r>
-              <w:rPr>
-                <w:rFonts w:ascii="微软雅黑" w:hAnsi="微软雅黑" w:eastAsia="微软雅黑"/>
-                <w:b w:val="0"/>
-              </w:rPr>
-              <w:t>阻抗曲线、声速场要测</w:t>
-            </w:r>
-          </w:p>
-        </w:tc>
-      </w:tr>
-      <w:tr>
-        <w:tc>
-          <w:tcPr>
-            <w:tcW w:type="dxa" w:w="4320"/>
-          </w:tcPr>
-          <w:p>
-            <w:r/>
             <w:r>
               <w:rPr>
                 <w:rFonts w:ascii="微软雅黑" w:hAnsi="微软雅黑" w:eastAsia="微软雅黑"/>
@@ -2243,31 +1383,13 @@
               </w:rPr>
               <w:t>051</w:t>
             </w:r>
-          </w:p>
-        </w:tc>
-        <w:tc>
-          <w:tcPr>
-            <w:tcW w:type="dxa" w:w="4320"/>
-          </w:tcPr>
-          <w:p>
-            <w:r/>
             <w:r>
               <w:rPr>
                 <w:rFonts w:ascii="微软雅黑" w:hAnsi="微软雅黑" w:eastAsia="微软雅黑"/>
                 <w:b w:val="0"/>
               </w:rPr>
-              <w:t>心冲击要解出周期，解不出只能收窄</w:t>
+              <w:t>/</w:t>
             </w:r>
-          </w:p>
-        </w:tc>
-      </w:tr>
-      <w:tr>
-        <w:tc>
-          <w:tcPr>
-            <w:tcW w:type="dxa" w:w="4320"/>
-          </w:tcPr>
-          <w:p>
-            <w:r/>
             <w:r>
               <w:rPr>
                 <w:rFonts w:ascii="微软雅黑" w:hAnsi="微软雅黑" w:eastAsia="微软雅黑"/>
@@ -2288,39 +1410,7 @@
                 <w:rFonts w:ascii="微软雅黑" w:hAnsi="微软雅黑" w:eastAsia="微软雅黑"/>
                 <w:b w:val="0"/>
               </w:rPr>
-              <w:t>内表面五约束要联合求解数据</w:t>
-            </w:r>
-          </w:p>
-        </w:tc>
-      </w:tr>
-      <w:tr>
-        <w:tc>
-          <w:tcPr>
-            <w:tcW w:type="dxa" w:w="4320"/>
-          </w:tcPr>
-          <w:p>
-            <w:r/>
-            <w:r>
-              <w:rPr>
-                <w:rFonts w:ascii="微软雅黑" w:hAnsi="微软雅黑" w:eastAsia="微软雅黑"/>
-                <w:color w:val="B03060"/>
-              </w:rPr>
-              <w:t>026</w:t>
-            </w:r>
-          </w:p>
-        </w:tc>
-        <w:tc>
-          <w:tcPr>
-            <w:tcW w:type="dxa" w:w="4320"/>
-          </w:tcPr>
-          <w:p>
-            <w:r/>
-            <w:r>
-              <w:rPr>
-                <w:rFonts w:ascii="微软雅黑" w:hAnsi="微软雅黑" w:eastAsia="微软雅黑"/>
-                <w:b w:val="0"/>
-              </w:rPr>
-              <w:t>间隙由清除速率反推</w:t>
+              <w:t>要实验</w:t>
             </w:r>
           </w:p>
         </w:tc>
@@ -2337,7 +1427,7 @@
                 <w:rFonts w:ascii="微软雅黑" w:hAnsi="微软雅黑" w:eastAsia="微软雅黑"/>
                 <w:b w:val="0"/>
               </w:rPr>
-              <w:t>A4 盐堵通气口</w:t>
+              <w:t>A4</w:t>
             </w:r>
           </w:p>
         </w:tc>
@@ -2352,21 +1442,7 @@
                 <w:rFonts w:ascii="微软雅黑" w:hAnsi="微软雅黑" w:eastAsia="微软雅黑"/>
                 <w:b w:val="0"/>
               </w:rPr>
-              <w:t>宽方案已被包围，窄缝要见证件实验（</w:t>
-            </w:r>
-            <w:r>
-              <w:rPr>
-                <w:rFonts w:ascii="微软雅黑" w:hAnsi="微软雅黑" w:eastAsia="微软雅黑"/>
-                <w:color w:val="B03060"/>
-              </w:rPr>
-              <w:t>PAT-DRAFT-A4</w:t>
-            </w:r>
-            <w:r>
-              <w:rPr>
-                <w:rFonts w:ascii="微软雅黑" w:hAnsi="微软雅黑" w:eastAsia="微软雅黑"/>
-                <w:b w:val="0"/>
-              </w:rPr>
-              <w:t>）</w:t>
+              <w:t>宽方案已包围</w:t>
             </w:r>
           </w:p>
         </w:tc>
@@ -2383,7 +1459,7 @@
                 <w:rFonts w:ascii="微软雅黑" w:hAnsi="微软雅黑" w:eastAsia="微软雅黑"/>
                 <w:b w:val="0"/>
               </w:rPr>
-              <w:t>疗效、迷走、40Hz、音疗</w:t>
+              <w:t>疗效迷走 40Hz</w:t>
             </w:r>
           </w:p>
         </w:tc>
@@ -2398,102 +1474,7 @@
                 <w:rFonts w:ascii="微软雅黑" w:hAnsi="微软雅黑" w:eastAsia="微软雅黑"/>
                 <w:b w:val="0"/>
               </w:rPr>
-              <w:t>第 25 条；</w:t>
-            </w:r>
-            <w:r>
-              <w:rPr>
-                <w:rFonts w:ascii="微软雅黑" w:hAnsi="微软雅黑" w:eastAsia="微软雅黑"/>
-                <w:color w:val="B03060"/>
-              </w:rPr>
-              <w:t>054</w:t>
-            </w:r>
-            <w:r>
-              <w:rPr>
-                <w:rFonts w:ascii="微软雅黑" w:hAnsi="微软雅黑" w:eastAsia="微软雅黑"/>
-                <w:b w:val="0"/>
-              </w:rPr>
-              <w:t>/</w:t>
-            </w:r>
-            <w:r>
-              <w:rPr>
-                <w:rFonts w:ascii="微软雅黑" w:hAnsi="微软雅黑" w:eastAsia="微软雅黑"/>
-                <w:color w:val="B03060"/>
-              </w:rPr>
-              <w:t>059</w:t>
-            </w:r>
-            <w:r>
-              <w:rPr>
-                <w:rFonts w:ascii="微软雅黑" w:hAnsi="微软雅黑" w:eastAsia="微软雅黑"/>
-                <w:b w:val="0"/>
-              </w:rPr>
-              <w:t xml:space="preserve"> 已打掉</w:t>
-            </w:r>
-          </w:p>
-        </w:tc>
-      </w:tr>
-      <w:tr>
-        <w:tc>
-          <w:tcPr>
-            <w:tcW w:type="dxa" w:w="4320"/>
-          </w:tcPr>
-          <w:p>
-            <w:r/>
-            <w:r>
-              <w:rPr>
-                <w:rFonts w:ascii="微软雅黑" w:hAnsi="微软雅黑" w:eastAsia="微软雅黑"/>
-                <w:b w:val="0"/>
-              </w:rPr>
-              <w:t>舱内触觉换能器、mmWave HRV、掩蔽声</w:t>
-            </w:r>
-          </w:p>
-        </w:tc>
-        <w:tc>
-          <w:tcPr>
-            <w:tcW w:type="dxa" w:w="4320"/>
-          </w:tcPr>
-          <w:p>
-            <w:r/>
-            <w:r>
-              <w:rPr>
-                <w:rFonts w:ascii="微软雅黑" w:hAnsi="微软雅黑" w:eastAsia="微软雅黑"/>
-                <w:color w:val="B03060"/>
-              </w:rPr>
-              <w:t>053</w:t>
-            </w:r>
-            <w:r>
-              <w:rPr>
-                <w:rFonts w:ascii="微软雅黑" w:hAnsi="微软雅黑" w:eastAsia="微软雅黑"/>
-                <w:b w:val="0"/>
-              </w:rPr>
-              <w:t>/</w:t>
-            </w:r>
-            <w:r>
-              <w:rPr>
-                <w:rFonts w:ascii="微软雅黑" w:hAnsi="微软雅黑" w:eastAsia="微软雅黑"/>
-                <w:color w:val="B03060"/>
-              </w:rPr>
-              <w:t>052</w:t>
-            </w:r>
-            <w:r>
-              <w:rPr>
-                <w:rFonts w:ascii="微软雅黑" w:hAnsi="微软雅黑" w:eastAsia="微软雅黑"/>
-                <w:b w:val="0"/>
-              </w:rPr>
-              <w:t>/</w:t>
-            </w:r>
-            <w:r>
-              <w:rPr>
-                <w:rFonts w:ascii="微软雅黑" w:hAnsi="微软雅黑" w:eastAsia="微软雅黑"/>
-                <w:color w:val="B03060"/>
-              </w:rPr>
-              <w:t>038</w:t>
-            </w:r>
-            <w:r>
-              <w:rPr>
-                <w:rFonts w:ascii="微软雅黑" w:hAnsi="微软雅黑" w:eastAsia="微软雅黑"/>
-                <w:b w:val="0"/>
-              </w:rPr>
-              <w:t xml:space="preserve"> 已打掉</w:t>
+              <w:t>第 25 条</w:t>
             </w:r>
           </w:p>
         </w:tc>
@@ -2509,7 +1490,7 @@
           <w:rFonts w:ascii="微软雅黑" w:hAnsi="微软雅黑" w:eastAsia="微软雅黑"/>
           <w:b w:val="0"/>
         </w:rPr>
-        <w:t xml:space="preserve">应用层那份「默认全关、共振呼吸、氢光冷热放舱外」继续走知识库 </w:t>
+        <w:t xml:space="preserve">应用层默认全关、共振呼吸，继续走 </w:t>
       </w:r>
       <w:r>
         <w:rPr>
@@ -2523,251 +1504,7 @@
           <w:rFonts w:ascii="微软雅黑" w:hAnsi="微软雅黑" w:eastAsia="微软雅黑"/>
           <w:b w:val="0"/>
         </w:rPr>
-        <w:t>，</w:t>
-      </w:r>
-      <w:r>
-        <w:rPr>
-          <w:rFonts w:ascii="微软雅黑" w:hAnsi="微软雅黑" w:eastAsia="微软雅黑"/>
-          <w:b/>
-        </w:rPr>
-        <w:t>不要写进独权</w:t>
-      </w:r>
-      <w:r>
-        <w:rPr>
-          <w:rFonts w:ascii="微软雅黑" w:hAnsi="微软雅黑" w:eastAsia="微软雅黑"/>
-          <w:b w:val="0"/>
-        </w:rPr>
-        <w:t>（</w:t>
-      </w:r>
-      <w:r>
-        <w:rPr>
-          <w:rFonts w:ascii="微软雅黑" w:hAnsi="微软雅黑" w:eastAsia="微软雅黑"/>
-          <w:color w:val="B03060"/>
-        </w:rPr>
-        <w:t>PAT-MAP-009</w:t>
-      </w:r>
-      <w:r>
-        <w:rPr>
-          <w:rFonts w:ascii="微软雅黑" w:hAnsi="微软雅黑" w:eastAsia="微软雅黑"/>
-          <w:b w:val="0"/>
-        </w:rPr>
-        <w:t>）。</w:t>
-      </w:r>
-    </w:p>
-    <w:p/>
-    <w:p>
-      <w:pPr>
-        <w:pStyle w:val="Heading2"/>
-      </w:pPr>
-      <w:r>
-        <w:rPr>
-          <w:rFonts w:ascii="微软雅黑" w:hAnsi="微软雅黑" w:eastAsia="微软雅黑"/>
-          <w:b w:val="0"/>
-        </w:rPr>
-        <w:t>怎么交、谁写什么</w:t>
-      </w:r>
-    </w:p>
-    <w:p>
-      <w:pPr>
-        <w:jc w:val="left"/>
-      </w:pPr>
-      <w:r>
-        <w:rPr>
-          <w:rFonts w:ascii="微软雅黑" w:hAnsi="微软雅黑" w:eastAsia="微软雅黑"/>
-          <w:b w:val="0"/>
-        </w:rPr>
-        <w:t xml:space="preserve">你（非工程背景）写交底书：采访、填空、守红线。见 </w:t>
-      </w:r>
-      <w:r>
-        <w:rPr>
-          <w:rFonts w:ascii="微软雅黑" w:hAnsi="微软雅黑" w:eastAsia="微软雅黑"/>
-          <w:color w:val="B03060"/>
-        </w:rPr>
-        <w:t>PAT-WRITE-002</w:t>
-      </w:r>
-      <w:r>
-        <w:rPr>
-          <w:rFonts w:ascii="微软雅黑" w:hAnsi="微软雅黑" w:eastAsia="微软雅黑"/>
-          <w:b w:val="0"/>
-        </w:rPr>
-        <w:t>。</w:t>
-      </w:r>
-    </w:p>
-    <w:p>
-      <w:pPr>
-        <w:jc w:val="left"/>
-      </w:pPr>
-      <w:r>
-        <w:rPr>
-          <w:rFonts w:ascii="微软雅黑" w:hAnsi="微软雅黑" w:eastAsia="微软雅黑"/>
-          <w:b w:val="0"/>
-        </w:rPr>
-        <w:t>工程师：只确认结构和有/无，</w:t>
-      </w:r>
-      <w:r>
-        <w:rPr>
-          <w:rFonts w:ascii="微软雅黑" w:hAnsi="微软雅黑" w:eastAsia="微软雅黑"/>
-          <w:b/>
-        </w:rPr>
-        <w:t>不编阈值</w:t>
-      </w:r>
-      <w:r>
-        <w:rPr>
-          <w:rFonts w:ascii="微软雅黑" w:hAnsi="微软雅黑" w:eastAsia="微软雅黑"/>
-          <w:b w:val="0"/>
-        </w:rPr>
-        <w:t>。厂家说明书上的合格限可以抄，并注明出处。</w:t>
-      </w:r>
-    </w:p>
-    <w:p>
-      <w:pPr>
-        <w:jc w:val="left"/>
-      </w:pPr>
-      <w:r>
-        <w:rPr>
-          <w:rFonts w:ascii="微软雅黑" w:hAnsi="微软雅黑" w:eastAsia="微软雅黑"/>
-          <w:b w:val="0"/>
-        </w:rPr>
-        <w:t>代理师：独权、从权、发明/实用新型同日、是否同日递两件。</w:t>
-      </w:r>
-    </w:p>
-    <w:p>
-      <w:pPr>
-        <w:jc w:val="left"/>
-      </w:pPr>
-      <w:r>
-        <w:rPr>
-          <w:rFonts w:ascii="微软雅黑" w:hAnsi="微软雅黑" w:eastAsia="微软雅黑"/>
-          <w:b w:val="0"/>
-        </w:rPr>
-        <w:t xml:space="preserve">红线自检（抄 </w:t>
-      </w:r>
-      <w:r>
-        <w:rPr>
-          <w:rFonts w:ascii="微软雅黑" w:hAnsi="微软雅黑" w:eastAsia="微软雅黑"/>
-          <w:color w:val="B03060"/>
-        </w:rPr>
-        <w:t>PAT-WRITE-005</w:t>
-      </w:r>
-      <w:r>
-        <w:rPr>
-          <w:rFonts w:ascii="微软雅黑" w:hAnsi="微软雅黑" w:eastAsia="微软雅黑"/>
-          <w:b w:val="0"/>
-        </w:rPr>
-        <w:t xml:space="preserve"> 的精神）：交底书里不许出现治疗、疗效、激活迷走、AI 判断人的情绪/状态、40Hz、伽马。</w:t>
-      </w:r>
-    </w:p>
-    <w:p>
-      <w:pPr>
-        <w:jc w:val="left"/>
-      </w:pPr>
-      <w:r>
-        <w:rPr>
-          <w:rFonts w:ascii="微软雅黑" w:hAnsi="微软雅黑" w:eastAsia="微软雅黑"/>
-          <w:b w:val="0"/>
-        </w:rPr>
-        <w:t>两件都写时：</w:t>
-      </w:r>
-      <w:r>
-        <w:rPr>
-          <w:rFonts w:ascii="微软雅黑" w:hAnsi="微软雅黑" w:eastAsia="微软雅黑"/>
-          <w:b/>
-        </w:rPr>
-        <w:t>同一天递</w:t>
-      </w:r>
-      <w:r>
-        <w:rPr>
-          <w:rFonts w:ascii="微软雅黑" w:hAnsi="微软雅黑" w:eastAsia="微软雅黑"/>
-          <w:b w:val="0"/>
-        </w:rPr>
-        <w:t>。件1 属组一（液路与化学的准入/流路切换），件2 属组二的光通道，没有共同的「对现有技术作出贡献的特征」，不要合成一件大案（</w:t>
-      </w:r>
-      <w:r>
-        <w:rPr>
-          <w:rFonts w:ascii="微软雅黑" w:hAnsi="微软雅黑" w:eastAsia="微软雅黑"/>
-          <w:color w:val="B03060"/>
-        </w:rPr>
-        <w:t>PAT-RULE-007</w:t>
-      </w:r>
-      <w:r>
-        <w:rPr>
-          <w:rFonts w:ascii="微软雅黑" w:hAnsi="微软雅黑" w:eastAsia="微软雅黑"/>
-          <w:b w:val="0"/>
-        </w:rPr>
-        <w:t>）。</w:t>
-      </w:r>
-    </w:p>
-    <w:p/>
-    <w:p>
-      <w:pPr>
-        <w:pStyle w:val="Heading2"/>
-      </w:pPr>
-      <w:r>
-        <w:rPr>
-          <w:rFonts w:ascii="微软雅黑" w:hAnsi="微软雅黑" w:eastAsia="微软雅黑"/>
-          <w:b w:val="0"/>
-        </w:rPr>
-        <w:t>选择回执（请直接回复）</w:t>
-      </w:r>
-    </w:p>
-    <w:p>
-      <w:pPr>
-        <w:pStyle w:val="ListBullet"/>
-      </w:pPr>
-      <w:r>
-        <w:rPr>
-          <w:rFonts w:ascii="微软雅黑" w:hAnsi="微软雅黑" w:eastAsia="微软雅黑"/>
-          <w:b w:val="0"/>
-        </w:rPr>
-        <w:t>[ ] 件1</w:t>
-      </w:r>
-    </w:p>
-    <w:p>
-      <w:pPr>
-        <w:pStyle w:val="ListBullet"/>
-      </w:pPr>
-      <w:r>
-        <w:rPr>
-          <w:rFonts w:ascii="微软雅黑" w:hAnsi="微软雅黑" w:eastAsia="微软雅黑"/>
-          <w:b w:val="0"/>
-        </w:rPr>
-        <w:t>[ ] 件1 + 件2，同日</w:t>
-      </w:r>
-    </w:p>
-    <w:p>
-      <w:pPr>
-        <w:pStyle w:val="ListBullet"/>
-      </w:pPr>
-      <w:r>
-        <w:rPr>
-          <w:rFonts w:ascii="微软雅黑" w:hAnsi="微软雅黑" w:eastAsia="微软雅黑"/>
-          <w:b w:val="0"/>
-        </w:rPr>
-        <w:t>[ ] 件1 + 件2 + 件3</w:t>
-      </w:r>
-    </w:p>
-    <w:p>
-      <w:pPr>
-        <w:pStyle w:val="ListBullet"/>
-      </w:pPr>
-      <w:r>
-        <w:rPr>
-          <w:rFonts w:ascii="微软雅黑" w:hAnsi="微软雅黑" w:eastAsia="微软雅黑"/>
-          <w:b w:val="0"/>
-        </w:rPr>
-        <w:t>[ ] 只要件2</w:t>
-      </w:r>
-    </w:p>
-    <w:p>
-      <w:pPr>
-        <w:jc w:val="left"/>
-      </w:pPr>
-      <w:r>
-        <w:rPr>
-          <w:rFonts w:ascii="微软雅黑" w:hAnsi="微软雅黑" w:eastAsia="微软雅黑"/>
-          <w:b w:val="0"/>
-        </w:rPr>
-        <w:t>勾选后，下一份交付是：填好工程师答的是非题的交底书 Word，给代理师。</w:t>
+        <w:t>，不进独权。</w:t>
       </w:r>
     </w:p>
     <w:sectPr>

--- a/patent-drafts/漂浮方舟_无需实验即可撰写的专利方案.docx
+++ b/patent-drafts/漂浮方舟_无需实验即可撰写的专利方案.docx
@@ -62,7 +62,7 @@
           <w:b/>
           <w:color w:val="555555"/>
         </w:rPr>
-        <w:t>2026-09-06 改判：</w:t>
+        <w:t>2026-09-06 再改判：</w:t>
       </w:r>
       <w:r>
         <w:rPr>
@@ -70,7 +70,22 @@
           <w:b w:val="0"/>
           <w:color w:val="555555"/>
         </w:rPr>
-        <w:t xml:space="preserve"> 按现机确认，原「空舱三态」件不能递。现行第一件改为占用态余光 + 通气孔。纪要见 </w:t>
+        <w:t xml:space="preserve"> 余光件用户判定无意义，暂停。舱体消杀见 </w:t>
+      </w:r>
+      <w:r>
+        <w:rPr>
+          <w:rFonts w:ascii="微软雅黑" w:hAnsi="微软雅黑" w:eastAsia="微软雅黑"/>
+          <w:color w:val="555555"/>
+        </w:rPr>
+        <w:t>patent-drafts/舱体消杀-现机可写点.md</w:t>
+      </w:r>
+      <w:r>
+        <w:rPr>
+          <w:rFonts w:ascii="微软雅黑" w:hAnsi="微软雅黑" w:eastAsia="微软雅黑"/>
+          <w:b w:val="0"/>
+          <w:color w:val="555555"/>
+        </w:rPr>
+        <w:t xml:space="preserve">：现机无独立成件的点。原「空舱三态」仍不递。纪要见 </w:t>
       </w:r>
       <w:r>
         <w:rPr>
@@ -98,7 +113,7 @@
           <w:rFonts w:ascii="微软雅黑" w:hAnsi="微软雅黑" w:eastAsia="微软雅黑"/>
           <w:b w:val="0"/>
         </w:rPr>
-        <w:t>一句话结论（改判后）</w:t>
+        <w:t>一句话结论（2026-09-06 再改判）</w:t>
       </w:r>
     </w:p>
     <w:p>
@@ -110,40 +125,14 @@
           <w:rFonts w:ascii="微软雅黑" w:hAnsi="微软雅黑" w:eastAsia="微软雅黑"/>
           <w:b/>
         </w:rPr>
-        <w:t>现在只写 1 件：</w:t>
+        <w:t>现在没有正在写的件。</w:t>
       </w:r>
       <w:r>
         <w:rPr>
           <w:rFonts w:ascii="微软雅黑" w:hAnsi="微软雅黑" w:eastAsia="微软雅黑"/>
           <w:b w:val="0"/>
         </w:rPr>
-        <w:t xml:space="preserve"> 关着门、留着呼吸通气孔、舱内有紫外灯的漂浮舱，占用期间如何把残余可见光管住。</w:t>
-      </w:r>
-    </w:p>
-    <w:p>
-      <w:pPr>
-        <w:jc w:val="left"/>
-      </w:pPr>
-      <w:r>
-        <w:rPr>
-          <w:rFonts w:ascii="微软雅黑" w:hAnsi="微软雅黑" w:eastAsia="微软雅黑"/>
-          <w:b w:val="0"/>
-        </w:rPr>
-        <w:t xml:space="preserve">原菜单里的「空舱三态消杀」按现状 </w:t>
-      </w:r>
-      <w:r>
-        <w:rPr>
-          <w:rFonts w:ascii="微软雅黑" w:hAnsi="微软雅黑" w:eastAsia="微软雅黑"/>
-          <w:b/>
-        </w:rPr>
-        <w:t>不要写</w:t>
-      </w:r>
-      <w:r>
-        <w:rPr>
-          <w:rFonts w:ascii="微软雅黑" w:hAnsi="微软雅黑" w:eastAsia="微软雅黑"/>
-          <w:b w:val="0"/>
-        </w:rPr>
-        <w:t>。不是题目不好，是现机对不上。</w:t>
+        <w:t xml:space="preserve"> 空舱三态不递。余光件暂停。舱体消杀按现机不能独立成件。</w:t>
       </w:r>
     </w:p>
     <w:tbl>
@@ -214,53 +203,6 @@
             <w:r>
               <w:rPr>
                 <w:rFonts w:ascii="微软雅黑" w:hAnsi="微软雅黑" w:eastAsia="微软雅黑"/>
-                <w:b/>
-              </w:rPr>
-              <w:t>现行第一件 · 原件2</w:t>
-            </w:r>
-          </w:p>
-        </w:tc>
-        <w:tc>
-          <w:tcPr>
-            <w:tcW w:type="dxa" w:w="2880"/>
-          </w:tcPr>
-          <w:p>
-            <w:r/>
-            <w:r>
-              <w:rPr>
-                <w:rFonts w:ascii="微软雅黑" w:hAnsi="微软雅黑" w:eastAsia="微软雅黑"/>
-                <w:b/>
-              </w:rPr>
-              <w:t>写</w:t>
-            </w:r>
-          </w:p>
-        </w:tc>
-        <w:tc>
-          <w:tcPr>
-            <w:tcW w:type="dxa" w:w="2880"/>
-          </w:tcPr>
-          <w:p>
-            <w:r/>
-            <w:r>
-              <w:rPr>
-                <w:rFonts w:ascii="微软雅黑" w:hAnsi="微软雅黑" w:eastAsia="微软雅黑"/>
-                <w:b w:val="0"/>
-              </w:rPr>
-              <w:t>关门、通气孔、舱内紫外灯，都是现机上的事实；时变上限引用公开暗适应曲线，不必做实验</w:t>
-            </w:r>
-          </w:p>
-        </w:tc>
-      </w:tr>
-      <w:tr>
-        <w:tc>
-          <w:tcPr>
-            <w:tcW w:type="dxa" w:w="2880"/>
-          </w:tcPr>
-          <w:p>
-            <w:r/>
-            <w:r>
-              <w:rPr>
-                <w:rFonts w:ascii="微软雅黑" w:hAnsi="微软雅黑" w:eastAsia="微软雅黑"/>
                 <w:b w:val="0"/>
               </w:rPr>
               <w:t>原件1 空舱三态</w:t>
@@ -278,7 +220,7 @@
                 <w:rFonts w:ascii="微软雅黑" w:hAnsi="微软雅黑" w:eastAsia="微软雅黑"/>
                 <w:b/>
               </w:rPr>
-              <w:t>按现状不递</w:t>
+              <w:t>不递</w:t>
             </w:r>
           </w:p>
         </w:tc>
@@ -293,7 +235,108 @@
                 <w:rFonts w:ascii="微软雅黑" w:hAnsi="微软雅黑" w:eastAsia="微软雅黑"/>
                 <w:b w:val="0"/>
               </w:rPr>
-              <w:t>有通气孔≠封闭气腔；臭氧接到液体；无光催化涂层；冲水不结盐；无臭氧探头</w:t>
+              <w:t>有通气孔≠封闭气腔；臭氧接到液体；无涂层；冲水不结盐；无臭氧探头</w:t>
+            </w:r>
+          </w:p>
+        </w:tc>
+      </w:tr>
+      <w:tr>
+        <w:tc>
+          <w:tcPr>
+            <w:tcW w:type="dxa" w:w="2880"/>
+          </w:tcPr>
+          <w:p>
+            <w:r/>
+            <w:r>
+              <w:rPr>
+                <w:rFonts w:ascii="微软雅黑" w:hAnsi="微软雅黑" w:eastAsia="微软雅黑"/>
+                <w:b w:val="0"/>
+              </w:rPr>
+              <w:t>原件2 余光 + 通气孔</w:t>
+            </w:r>
+          </w:p>
+        </w:tc>
+        <w:tc>
+          <w:tcPr>
+            <w:tcW w:type="dxa" w:w="2880"/>
+          </w:tcPr>
+          <w:p>
+            <w:r/>
+            <w:r>
+              <w:rPr>
+                <w:rFonts w:ascii="微软雅黑" w:hAnsi="微软雅黑" w:eastAsia="微软雅黑"/>
+                <w:b/>
+              </w:rPr>
+              <w:t>暂停</w:t>
+            </w:r>
+          </w:p>
+        </w:tc>
+        <w:tc>
+          <w:tcPr>
+            <w:tcW w:type="dxa" w:w="2880"/>
+          </w:tcPr>
+          <w:p>
+            <w:r/>
+            <w:r>
+              <w:rPr>
+                <w:rFonts w:ascii="微软雅黑" w:hAnsi="微软雅黑" w:eastAsia="微软雅黑"/>
+                <w:b w:val="0"/>
+              </w:rPr>
+              <w:t>用户判定没有意义</w:t>
+            </w:r>
+          </w:p>
+        </w:tc>
+      </w:tr>
+      <w:tr>
+        <w:tc>
+          <w:tcPr>
+            <w:tcW w:type="dxa" w:w="2880"/>
+          </w:tcPr>
+          <w:p>
+            <w:r/>
+            <w:r>
+              <w:rPr>
+                <w:rFonts w:ascii="微软雅黑" w:hAnsi="微软雅黑" w:eastAsia="微软雅黑"/>
+                <w:b w:val="0"/>
+              </w:rPr>
+              <w:t>舱体消杀（现机）</w:t>
+            </w:r>
+          </w:p>
+        </w:tc>
+        <w:tc>
+          <w:tcPr>
+            <w:tcW w:type="dxa" w:w="2880"/>
+          </w:tcPr>
+          <w:p>
+            <w:r/>
+            <w:r>
+              <w:rPr>
+                <w:rFonts w:ascii="微软雅黑" w:hAnsi="微软雅黑" w:eastAsia="微软雅黑"/>
+                <w:b/>
+              </w:rPr>
+              <w:t>没有独立件</w:t>
+            </w:r>
+          </w:p>
+        </w:tc>
+        <w:tc>
+          <w:tcPr>
+            <w:tcW w:type="dxa" w:w="2880"/>
+          </w:tcPr>
+          <w:p>
+            <w:r/>
+            <w:r>
+              <w:rPr>
+                <w:rFonts w:ascii="微软雅黑" w:hAnsi="微软雅黑" w:eastAsia="微软雅黑"/>
+                <w:b w:val="0"/>
+              </w:rPr>
+              <w:t xml:space="preserve">冲壁、紫外、臭氧进液体、排空，都是公开标配。详见 </w:t>
+            </w:r>
+            <w:r>
+              <w:rPr>
+                <w:rFonts w:ascii="微软雅黑" w:hAnsi="微软雅黑" w:eastAsia="微软雅黑"/>
+                <w:color w:val="B03060"/>
+              </w:rPr>
+              <w:t>patent-drafts/舱体消杀-现机可写点.md</w:t>
             </w:r>
           </w:p>
         </w:tc>
@@ -340,7 +383,7 @@
                 <w:rFonts w:ascii="微软雅黑" w:hAnsi="微软雅黑" w:eastAsia="微软雅黑"/>
                 <w:b w:val="0"/>
               </w:rPr>
-              <w:t>未确认气腔有独立温湿度控制，先不动</w:t>
+              <w:t>未确认气腔温湿度硬件</w:t>
             </w:r>
           </w:p>
         </w:tc>
@@ -410,14 +453,7 @@
           <w:rFonts w:ascii="微软雅黑" w:hAnsi="微软雅黑" w:eastAsia="微软雅黑"/>
           <w:b w:val="0"/>
         </w:rPr>
-        <w:t>交底书：</w:t>
-      </w:r>
-      <w:r>
-        <w:rPr>
-          <w:rFonts w:ascii="微软雅黑" w:hAnsi="微软雅黑" w:eastAsia="微软雅黑"/>
-          <w:color w:val="B03060"/>
-        </w:rPr>
-        <w:t>patent-drafts/交底书-时变余光限制装置.md</w:t>
+        <w:t>舱体消杀若还想写，只先问一句：冲舱的自来水最后是进储液罐，还是进地漏？</w:t>
       </w:r>
     </w:p>
     <w:p>
@@ -429,21 +465,21 @@
           <w:rFonts w:ascii="微软雅黑" w:hAnsi="微软雅黑" w:eastAsia="微软雅黑"/>
           <w:b w:val="0"/>
         </w:rPr>
-        <w:t xml:space="preserve">回复 </w:t>
+        <w:t>交底书：余光件与空舱件都留在仓库，</w:t>
       </w:r>
       <w:r>
         <w:rPr>
           <w:rFonts w:ascii="微软雅黑" w:hAnsi="微软雅黑" w:eastAsia="微软雅黑"/>
-          <w:color w:val="B03060"/>
+          <w:b/>
         </w:rPr>
-        <w:t>继续写件2</w:t>
+        <w:t>都不交代理师</w:t>
       </w:r>
       <w:r>
         <w:rPr>
           <w:rFonts w:ascii="微软雅黑" w:hAnsi="微软雅黑" w:eastAsia="微软雅黑"/>
           <w:b w:val="0"/>
         </w:rPr>
-        <w:t xml:space="preserve"> 并补下面第六节那 6 个是非题，就可以把交底书填到能交代理师的程度。</w:t>
+        <w:t>。</w:t>
       </w:r>
     </w:p>
     <w:p/>
@@ -726,7 +762,38 @@
           <w:rFonts w:ascii="微软雅黑" w:hAnsi="微软雅黑" w:eastAsia="微软雅黑"/>
           <w:b w:val="0"/>
         </w:rPr>
-        <w:t>现行第一件：占用态余光 + 通气孔</w:t>
+        <w:t>原件2（暂停，不写）</w:t>
+      </w:r>
+    </w:p>
+    <w:p>
+      <w:pPr>
+        <w:jc w:val="left"/>
+      </w:pPr>
+      <w:r>
+        <w:rPr>
+          <w:rFonts w:ascii="微软雅黑" w:hAnsi="微软雅黑" w:eastAsia="微软雅黑"/>
+          <w:b w:val="0"/>
+        </w:rPr>
+        <w:t>用户判定没有意义。下面旧文保留作留痕，</w:t>
+      </w:r>
+      <w:r>
+        <w:rPr>
+          <w:rFonts w:ascii="微软雅黑" w:hAnsi="微软雅黑" w:eastAsia="微软雅黑"/>
+          <w:b/>
+        </w:rPr>
+        <w:t>不要交给代理师。</w:t>
+      </w:r>
+    </w:p>
+    <w:p>
+      <w:pPr>
+        <w:jc w:val="left"/>
+      </w:pPr>
+      <w:r>
+        <w:rPr>
+          <w:rFonts w:ascii="微软雅黑" w:hAnsi="微软雅黑" w:eastAsia="微软雅黑"/>
+          <w:b w:val="0"/>
+        </w:rPr>
+        <w:t>~~现行第一件：占用态余光 + 通气孔~~</w:t>
       </w:r>
     </w:p>
     <w:p>
